--- a/generated-docs/Nof1_HealthAnalysis_SUB-2026-004_DRAFT.docx
+++ b/generated-docs/Nof1_HealthAnalysis_SUB-2026-004_DRAFT.docx
@@ -750,7 +750,7 @@
                 <w:sz w:val="20"/>
                 <w:szCs w:val="20"/>
               </w:rPr>
-              <w:t xml:space="preserve">31 May 2026, 8:58 am</w:t>
+              <w:t xml:space="preserve">31 May 2026, 11:11 am</w:t>
             </w:r>
           </w:p>
         </w:tc>
@@ -793,7 +793,7 @@
           <w:sz w:val="22"/>
           <w:szCs w:val="22"/>
         </w:rPr>
-        <w:t xml:space="preserve">EndoSCAN findings in this 53-year-old male show a pattern consistent with low total urinary cortisol (HPA-hypocortisolism), reduced oestrogen quotient (E3 relative to E1+E2 below the laboratory reference framework), and low Phase I 2-OH and 4-OH oestrogen metabolites with a low 2-OH:16-OH ratio — patterns warranting practitioner consideration of adaptogenic, oestrogen-metabolism-supportive, and antioxidant/methylation cofactor strategies.</w:t>
+        <w:t xml:space="preserve">EndoSCAN findings in this 53-year-old male patient show low total urinary cortisol with intact DHEA/DHEA-S, a low Phase I oestrogen hydroxylation output (2-OH and 4-OH metabolites all below reference), low Phase II methylation output (2-MeOH-E1/E2 low) and a low 2-OH:16-OH ratio — alongside a heavy symptom-matrix burden (Metabolic Syndrome 36.67%, High/Low Androgens both &gt;30%, Estrogen Dominance/Progesterone Deficiency 33.33%, multiple HPA-related symptom categories ≥25%). Pattern is consistent with HPA-hypocortisolism with suboptimal oestrogen Phase I throughput and a 16-OH-dominant balance, set against a notable cardiometabolic symptom load.</w:t>
       </w:r>
     </w:p>
     <w:p>
@@ -851,7 +851,7 @@
           <w:sz w:val="20"/>
           <w:szCs w:val="20"/>
         </w:rPr>
-        <w:t xml:space="preserve">Supporting findings: Total 24hr Cortisol 24.91 ug/gCR (reference 50.00–200.00) — low, DHEA 16.27 ug/gCR within reference but in lower portion of range, Symptom cluster including fatigue (morning, mental, evening), difficulty sleeping, burned-out feeling, decreased stamina</w:t>
+        <w:t xml:space="preserve">Supporting findings: Total 24h urinary cortisol 24.91 ug/gCR (below reference 50.00–200.00), Low Cortisol symptom category 28.57% (≥25%), MODERATE burned out feeling, mental fatigue, morning fatigue, evening fatigue symptoms, SEVERE difficulty sleeping, DHEA-S preserved within range (494.5 ug/gCR) — informational</w:t>
       </w:r>
     </w:p>
     <w:p>
@@ -878,7 +878,7 @@
           <w:sz w:val="22"/>
           <w:szCs w:val="22"/>
         </w:rPr>
-        <w:t xml:space="preserve">16-OH-dominant oestrogen metabolism (low 2:16 ratio)</w:t>
+        <w:t xml:space="preserve">16-OH dominant oestrogen Phase I pathway</w:t>
       </w:r>
     </w:p>
     <w:p>
@@ -893,7 +893,7 @@
           <w:sz w:val="20"/>
           <w:szCs w:val="20"/>
         </w:rPr>
-        <w:t xml:space="preserve">Supporting findings: 2-OH(E1+E2)/16-OHE1 ratio 0.60 (reference 1.10–5.60), 2-OH Estrone 0.04 ug/gCR (reference 0.10–1.88), Estrogen Quotient E3/(E1+E2) 0.24 (reference &gt;0.25)</w:t>
+        <w:t xml:space="preserve">Supporting findings: 2-OH Estrone 0.04 ug/gCR (below reference 0.10–1.88), 4-OH Estrone 0.03 ug/gCR (at lower reference limit), 2-OH(E1+E2)/16-OH-E1 ratio 0.60 (below reference 1.10–5.60), Estrogen Quotient 0.24 (below reference &gt;0.25), Estrogen Dominance/Progesterone Deficiency symptom category 33.33%</w:t>
       </w:r>
     </w:p>
     <w:p>
@@ -920,7 +920,7 @@
           <w:sz w:val="22"/>
           <w:szCs w:val="22"/>
         </w:rPr>
-        <w:t xml:space="preserve">Low 2-OH substrate with preserved COMT methylation capacity</w:t>
+        <w:t xml:space="preserve">Phase II oestrogen substrate-limited methylation</w:t>
       </w:r>
     </w:p>
     <w:p>
@@ -935,7 +935,91 @@
           <w:sz w:val="20"/>
           <w:szCs w:val="20"/>
         </w:rPr>
-        <w:t xml:space="preserve">Supporting findings: 2-MeOH Estrone 0.01 ug/gCR (low) but 2-MeOH E1 / 2-OH E1 ratio 0.30 within reference (0.05–0.50), 4-MeOH E2 / 4-OH E2 ratio 4.39 (above reference) suggesting active methylation capacity</w:t>
+        <w:t xml:space="preserve">Supporting findings: 2-MeOH Estrone 0.01 ug/gCR (below reference 0.02–0.20), 2-MeOH Estradiol 0.01 ug/gCR (at lower reference limit), 2-MeOE1/2-OHE1 ratio 0.30 (within reference 0.05–0.50) — COMT efficiency intact, 4-MeOE2/4-OHE2 ratio 4.39 (elevated; methylation clearance of 4-OH-E2 efficient)</w:t>
+      </w:r>
+    </w:p>
+    <w:p>
+      <w:pPr>
+        <w:spacing w:after="60"/>
+      </w:pPr>
+      <w:r>
+        <w:rPr>
+          <w:rFonts w:ascii="Roboto" w:cs="Roboto" w:eastAsia="Roboto" w:hAnsi="Roboto"/>
+          <w:b/>
+          <w:bCs/>
+          <w:color w:val="C3AF88"/>
+          <w:sz w:val="22"/>
+          <w:szCs w:val="22"/>
+        </w:rPr>
+        <w:t xml:space="preserve">• </w:t>
+      </w:r>
+      <w:r>
+        <w:rPr>
+          <w:rFonts w:ascii="Roboto" w:cs="Roboto" w:eastAsia="Roboto" w:hAnsi="Roboto"/>
+          <w:b/>
+          <w:bCs/>
+          <w:color w:val="000000"/>
+          <w:sz w:val="22"/>
+          <w:szCs w:val="22"/>
+        </w:rPr>
+        <w:t xml:space="preserve">Cardiometabolic symptom burden (biomarker-untested on this panel)</w:t>
+      </w:r>
+    </w:p>
+    <w:p>
+      <w:pPr>
+        <w:spacing w:after="120"/>
+        <w:ind w:left="360"/>
+      </w:pPr>
+      <w:r>
+        <w:rPr>
+          <w:rFonts w:ascii="Roboto" w:cs="Roboto" w:eastAsia="Roboto" w:hAnsi="Roboto"/>
+          <w:color w:val="666666"/>
+          <w:sz w:val="20"/>
+          <w:szCs w:val="20"/>
+        </w:rPr>
+        <w:t xml:space="preserve">Supporting findings: Metabolic Syndrome symptom category 36.67%, SEVERE waist weight gain, MODERATE high blood pressure, weight gain (breasts/hips), MILD elevated triglycerides, high cholesterol, rapid heartbeat, Hypometabolism symptom category 29.17%</w:t>
+      </w:r>
+    </w:p>
+    <w:p>
+      <w:pPr>
+        <w:spacing w:after="60"/>
+      </w:pPr>
+      <w:r>
+        <w:rPr>
+          <w:rFonts w:ascii="Roboto" w:cs="Roboto" w:eastAsia="Roboto" w:hAnsi="Roboto"/>
+          <w:b/>
+          <w:bCs/>
+          <w:color w:val="C3AF88"/>
+          <w:sz w:val="22"/>
+          <w:szCs w:val="22"/>
+        </w:rPr>
+        <w:t xml:space="preserve">• </w:t>
+      </w:r>
+      <w:r>
+        <w:rPr>
+          <w:rFonts w:ascii="Roboto" w:cs="Roboto" w:eastAsia="Roboto" w:hAnsi="Roboto"/>
+          <w:b/>
+          <w:bCs/>
+          <w:color w:val="000000"/>
+          <w:sz w:val="22"/>
+          <w:szCs w:val="22"/>
+        </w:rPr>
+        <w:t xml:space="preserve">Autonomic-arousal symptom overlay</w:t>
+      </w:r>
+    </w:p>
+    <w:p>
+      <w:pPr>
+        <w:spacing w:after="120"/>
+        <w:ind w:left="360"/>
+      </w:pPr>
+      <w:r>
+        <w:rPr>
+          <w:rFonts w:ascii="Roboto" w:cs="Roboto" w:eastAsia="Roboto" w:hAnsi="Roboto"/>
+          <w:color w:val="666666"/>
+          <w:sz w:val="20"/>
+          <w:szCs w:val="20"/>
+        </w:rPr>
+        <w:t xml:space="preserve">Supporting findings: High Cortisol symptom category 29.82% (despite low cortisol biomarker), MILD heart palpitations, rapid heartbeat, nervous, irritable, dizzy spells, MODERATE high blood pressure</w:t>
       </w:r>
     </w:p>
     <w:p>
@@ -970,7 +1054,7 @@
           <w:sz w:val="22"/>
           <w:szCs w:val="22"/>
         </w:rPr>
-        <w:t xml:space="preserve">The following 13 biomarker findings are surfaced for practitioner review. Each finding includes a hedged interpretation, possible contributors per the published literature, and the relevance of the finding to the formulation strategy.</w:t>
+        <w:t xml:space="preserve">The following 22 biomarker findings are surfaced for practitioner review. Each finding includes a hedged interpretation, possible contributors per the published literature, and the relevance of the finding to the formulation strategy.</w:t>
       </w:r>
     </w:p>
     <w:p>
@@ -986,7 +1070,7 @@
           <w:sz w:val="22"/>
           <w:szCs w:val="22"/>
         </w:rPr>
-        <w:t xml:space="preserve">Total 24hr Cortisol</w:t>
+        <w:t xml:space="preserve">Total 24h urinary cortisol</w:t>
       </w:r>
       <w:r>
         <w:rPr>
@@ -1031,7 +1115,7 @@
           <w:sz w:val="20"/>
           <w:szCs w:val="20"/>
         </w:rPr>
-        <w:t xml:space="preserve">Below the laboratory reference framework — pattern consistent with reduced adrenal glucocorticoid output. The laboratory comment notes this is associated with chronic HPA axis suppression or prolonged physiological stress per published frameworks.</w:t>
+        <w:t xml:space="preserve">Below the laboratory reference range. Per the laboratory's framework this finding is consistent with reduced adrenal glucocorticoid output and may indicate HPA-axis suppression or chronic physiological stress.</w:t>
       </w:r>
     </w:p>
     <w:p>
@@ -1056,7 +1140,7 @@
           <w:sz w:val="20"/>
           <w:szCs w:val="20"/>
         </w:rPr>
-        <w:t xml:space="preserve">Published literature identifies chronic stress, disrupted circadian rhythm, prolonged HPA activation followed by attenuation, sleep disruption, and undernutrition as factors that may contribute to reduced urinary cortisol output — practitioner to assess relevance to this patient.</w:t>
+        <w:t xml:space="preserve">Published literature identifies chronic psychological/physical stress, prolonged HPA-axis stimulation followed by down-regulation, circadian rhythm disruption, sleep deprivation, and chronic inflammation as factors that may contribute to reduced 24h urinary cortisol output — practitioner to assess relevance.</w:t>
       </w:r>
     </w:p>
     <w:p>
@@ -1081,7 +1165,7 @@
           <w:sz w:val="20"/>
           <w:szCs w:val="20"/>
         </w:rPr>
-        <w:t xml:space="preserve">Drives the thyroid_adaptogenic axis (adaptogen support — ashwagandha, rhodiola, american ginseng) and the vitamin_d_c_neurotransmitter axis (vitamin C as adrenal cofactor) and the b_vitamins_methylation axis (B5 / pantothenic acid as CoA precursor and specific adrenal cofactor).</w:t>
+        <w:t xml:space="preserve">Anchors the thyroid_adaptogenic axis with HPA-supportive (upregulating) adaptogens rather than cortisol-lowering adaptogens, and supports inclusion of vitamin C and pantothenic acid (B5) as classical adrenal cofactors per published frameworks.</w:t>
       </w:r>
     </w:p>
     <w:p>
@@ -1097,16 +1181,16 @@
           <w:sz w:val="22"/>
           <w:szCs w:val="22"/>
         </w:rPr>
-        <w:t xml:space="preserve">Estrogen Quotient E3/(E1+E2)</w:t>
-      </w:r>
-      <w:r>
-        <w:rPr>
-          <w:rFonts w:ascii="Roboto" w:cs="Roboto" w:eastAsia="Roboto" w:hAnsi="Roboto"/>
-          <w:color w:val="000000"/>
-          <w:sz w:val="22"/>
-          <w:szCs w:val="22"/>
-        </w:rPr>
-        <w:t xml:space="preserve">   0.24 (ratio)</w:t>
+        <w:t xml:space="preserve">DHEA-S (urinary)</w:t>
+      </w:r>
+      <w:r>
+        <w:rPr>
+          <w:rFonts w:ascii="Roboto" w:cs="Roboto" w:eastAsia="Roboto" w:hAnsi="Roboto"/>
+          <w:color w:val="000000"/>
+          <w:sz w:val="22"/>
+          <w:szCs w:val="22"/>
+        </w:rPr>
+        <w:t xml:space="preserve">   494.5 ug/gCR</w:t>
       </w:r>
       <w:r>
         <w:rPr>
@@ -1117,7 +1201,7 @@
           <w:sz w:val="20"/>
           <w:szCs w:val="20"/>
         </w:rPr>
-        <w:t xml:space="preserve">   (ref: &gt;0.25)</w:t>
+        <w:t xml:space="preserve">   (ref: 100.0–4000.0 ug/gCR)</w:t>
       </w:r>
     </w:p>
     <w:p>
@@ -1142,7 +1226,7 @@
           <w:sz w:val="20"/>
           <w:szCs w:val="20"/>
         </w:rPr>
-        <w:t xml:space="preserve">Marginally below the laboratory reference framework — pattern consistent with relative E3 reduction versus more potent E1+E2.</w:t>
+        <w:t xml:space="preserve">Within reference range but in the lower portion. Combined with low total cortisol, the DHEA:cortisol relationship is preserved which is informational for the HPA pattern assessment.</w:t>
       </w:r>
     </w:p>
     <w:p>
@@ -1167,7 +1251,7 @@
           <w:sz w:val="20"/>
           <w:szCs w:val="20"/>
         </w:rPr>
-        <w:t xml:space="preserve">Published literature identifies impaired Phase I 2-hydroxylation, impaired 16α-hydroxylation balance, and incomplete oestrogen conjugation as factors that may contribute to a low E3 quotient — practitioner to assess relevance.</w:t>
+        <w:t xml:space="preserve">Age-related decline in adrenal DHEA-S output is well described; HPA-axis dysregulation patterns may also influence DHEA-S — practitioner to assess.</w:t>
       </w:r>
     </w:p>
     <w:p>
@@ -1192,7 +1276,7 @@
           <w:sz w:val="20"/>
           <w:szCs w:val="20"/>
         </w:rPr>
-        <w:t xml:space="preserve">Supports inclusion of hormone_metabolism axis ingredients (DIM to support 2-OH pathway, calcium D-glucarate for glucuronidation/beta-glucuronidase inhibition, milk thistle for Phase II hepatic conjugation).</w:t>
+        <w:t xml:space="preserve">Informational; reinforces conservative HPA-supportive strategy rather than DHEA-lowering interventions.</w:t>
       </w:r>
     </w:p>
     <w:p>
@@ -1208,16 +1292,16 @@
           <w:sz w:val="22"/>
           <w:szCs w:val="22"/>
         </w:rPr>
-        <w:t xml:space="preserve">2-OH Estrone</w:t>
-      </w:r>
-      <w:r>
-        <w:rPr>
-          <w:rFonts w:ascii="Roboto" w:cs="Roboto" w:eastAsia="Roboto" w:hAnsi="Roboto"/>
-          <w:color w:val="000000"/>
-          <w:sz w:val="22"/>
-          <w:szCs w:val="22"/>
-        </w:rPr>
-        <w:t xml:space="preserve">   0.04 ug/gCR</w:t>
+        <w:t xml:space="preserve">Testosterone (urinary)</w:t>
+      </w:r>
+      <w:r>
+        <w:rPr>
+          <w:rFonts w:ascii="Roboto" w:cs="Roboto" w:eastAsia="Roboto" w:hAnsi="Roboto"/>
+          <w:color w:val="000000"/>
+          <w:sz w:val="22"/>
+          <w:szCs w:val="22"/>
+        </w:rPr>
+        <w:t xml:space="preserve">   15.38 ug/gCR</w:t>
       </w:r>
       <w:r>
         <w:rPr>
@@ -1228,7 +1312,7 @@
           <w:sz w:val="20"/>
           <w:szCs w:val="20"/>
         </w:rPr>
-        <w:t xml:space="preserve">   (ref: 0.10–1.88 ug/gCR)</w:t>
+        <w:t xml:space="preserve">   (ref: 2.50–25.00 ug/gCR)</w:t>
       </w:r>
     </w:p>
     <w:p>
@@ -1253,7 +1337,7 @@
           <w:sz w:val="20"/>
           <w:szCs w:val="20"/>
         </w:rPr>
-        <w:t xml:space="preserve">Below the laboratory reference framework — pattern consistent with reduced Phase I 2-hydroxylation of oestrone.</w:t>
+        <w:t xml:space="preserve">Within reference range, in the upper portion. The symptom matrix flags both High Androgens (33.33%) and Low Androgens (31.11%) — for practitioner consideration alongside any serum testosterone data the practitioner may hold.</w:t>
       </w:r>
     </w:p>
     <w:p>
@@ -1278,7 +1362,7 @@
           <w:sz w:val="20"/>
           <w:szCs w:val="20"/>
         </w:rPr>
-        <w:t xml:space="preserve">Published literature identifies reduced CYP1A1 activity, inadequate cruciferous vegetable intake (DIM/I3C precursors), and Nrf2 pathway under-activation as factors that may contribute to low 2-OH metabolite output — practitioner to assess relevance.</w:t>
+        <w:t xml:space="preserve">Published literature describes a wide reference range for urinary testosterone metabolites; clinical correlation with symptoms and serum data is generally required — practitioner to assess.</w:t>
       </w:r>
     </w:p>
     <w:p>
@@ -1303,7 +1387,7 @@
           <w:sz w:val="20"/>
           <w:szCs w:val="20"/>
         </w:rPr>
-        <w:t xml:space="preserve">Supports DIM inclusion as the canonical agent for shifting Phase I oestrogen hydroxylation toward the 2-OH pathway.</w:t>
+        <w:t xml:space="preserve">Supports conservative dosing of zinc (mineral cofactor with aromatase/5-alpha-reductase relevance per published frameworks) and consideration of saw palmetto only at moderate dose given ambiguous androgen picture.</w:t>
       </w:r>
     </w:p>
     <w:p>
@@ -1319,16 +1403,16 @@
           <w:sz w:val="22"/>
           <w:szCs w:val="22"/>
         </w:rPr>
-        <w:t xml:space="preserve">2-OH(E1+E2)/16-OHE1 ratio</w:t>
-      </w:r>
-      <w:r>
-        <w:rPr>
-          <w:rFonts w:ascii="Roboto" w:cs="Roboto" w:eastAsia="Roboto" w:hAnsi="Roboto"/>
-          <w:color w:val="000000"/>
-          <w:sz w:val="22"/>
-          <w:szCs w:val="22"/>
-        </w:rPr>
-        <w:t xml:space="preserve">   0.60</w:t>
+        <w:t xml:space="preserve">Estradiol (E2)</w:t>
+      </w:r>
+      <w:r>
+        <w:rPr>
+          <w:rFonts w:ascii="Roboto" w:cs="Roboto" w:eastAsia="Roboto" w:hAnsi="Roboto"/>
+          <w:color w:val="000000"/>
+          <w:sz w:val="22"/>
+          <w:szCs w:val="22"/>
+        </w:rPr>
+        <w:t xml:space="preserve">   0.18 ug/gCR</w:t>
       </w:r>
       <w:r>
         <w:rPr>
@@ -1339,7 +1423,7 @@
           <w:sz w:val="20"/>
           <w:szCs w:val="20"/>
         </w:rPr>
-        <w:t xml:space="preserve">   (ref: 1.10–5.60)</w:t>
+        <w:t xml:space="preserve">   (ref: 0.10–0.44 ug/gCR)</w:t>
       </w:r>
     </w:p>
     <w:p>
@@ -1364,7 +1448,7 @@
           <w:sz w:val="20"/>
           <w:szCs w:val="20"/>
         </w:rPr>
-        <w:t xml:space="preserve">Below the laboratory reference framework — pattern consistent with relative 16-OH predominance over the protective 2-OH pathway.</w:t>
+        <w:t xml:space="preserve">Within reference range. Provides substrate context for the Phase I/II metabolism findings.</w:t>
       </w:r>
     </w:p>
     <w:p>
@@ -1389,7 +1473,7 @@
           <w:sz w:val="20"/>
           <w:szCs w:val="20"/>
         </w:rPr>
-        <w:t xml:space="preserve">Published literature identifies low cruciferous vegetable intake, inflammation, insulin dysregulation, and adiposity as factors that may contribute to a low 2:16 ratio — practitioner to assess relevance.</w:t>
+        <w:t xml:space="preserve">Aromatase activity from adipose tissue and other peripheral conversion sites are documented contributors to male oestrogen levels.</w:t>
       </w:r>
     </w:p>
     <w:p>
@@ -1414,7 +1498,7 @@
           <w:sz w:val="20"/>
           <w:szCs w:val="20"/>
         </w:rPr>
-        <w:t xml:space="preserve">Reinforces hormone_metabolism axis priority — DIM, calcium D-glucarate, milk thistle, resveratrol for 2-OH pathway support and Phase II hepatic conjugation.</w:t>
+        <w:t xml:space="preserve">Informational; supports a hormone_metabolism axis focused on Phase I pathway-shifting rather than absolute oestrogen reduction.</w:t>
       </w:r>
     </w:p>
     <w:p>
@@ -1430,16 +1514,16 @@
           <w:sz w:val="22"/>
           <w:szCs w:val="22"/>
         </w:rPr>
-        <w:t xml:space="preserve">2-MeOH Estrone</w:t>
-      </w:r>
-      <w:r>
-        <w:rPr>
-          <w:rFonts w:ascii="Roboto" w:cs="Roboto" w:eastAsia="Roboto" w:hAnsi="Roboto"/>
-          <w:color w:val="000000"/>
-          <w:sz w:val="22"/>
-          <w:szCs w:val="22"/>
-        </w:rPr>
-        <w:t xml:space="preserve">   0.01 ug/gCR</w:t>
+        <w:t xml:space="preserve">2-OH Estrone</w:t>
+      </w:r>
+      <w:r>
+        <w:rPr>
+          <w:rFonts w:ascii="Roboto" w:cs="Roboto" w:eastAsia="Roboto" w:hAnsi="Roboto"/>
+          <w:color w:val="000000"/>
+          <w:sz w:val="22"/>
+          <w:szCs w:val="22"/>
+        </w:rPr>
+        <w:t xml:space="preserve">   0.04 ug/gCR</w:t>
       </w:r>
       <w:r>
         <w:rPr>
@@ -1450,7 +1534,7 @@
           <w:sz w:val="20"/>
           <w:szCs w:val="20"/>
         </w:rPr>
-        <w:t xml:space="preserve">   (ref: 0.02–0.20 ug/gCR)</w:t>
+        <w:t xml:space="preserve">   (ref: 0.10–1.88 ug/gCR)</w:t>
       </w:r>
     </w:p>
     <w:p>
@@ -1475,7 +1559,7 @@
           <w:sz w:val="20"/>
           <w:szCs w:val="20"/>
         </w:rPr>
-        <w:t xml:space="preserve">Below the laboratory reference framework — interpretation in this case is dominated by the low 2-OH substrate (the COMT ratio 2-MeO-E1/2-OH-E1 of 0.30 is within reference 0.05–0.50), suggesting substrate availability rather than COMT capacity is the rate-limiting step.</w:t>
+        <w:t xml:space="preserve">Below the laboratory reference range. Per the laboratory framework this may indicate reduced flux through the CYP1A1-mediated 2-hydroxylation pathway, considered the more favourable Phase I oestrogen pathway.</w:t>
       </w:r>
     </w:p>
     <w:p>
@@ -1500,7 +1584,7 @@
           <w:sz w:val="20"/>
           <w:szCs w:val="20"/>
         </w:rPr>
-        <w:t xml:space="preserve">Published literature notes that 2-MeO output is dependent on adequate 2-OH substrate and COMT cofactors (magnesium, SAMe/methyl donors) — practitioner to assess relevance.</w:t>
+        <w:t xml:space="preserve">Published literature identifies cruciferous vegetable intake, indole-3-carbinol/DIM intake, B-vitamin status, and overall hepatic CYP1A1 activity as factors that may influence 2-OH oestrogen output — practitioner to assess.</w:t>
       </w:r>
     </w:p>
     <w:p>
@@ -1525,7 +1609,7 @@
           <w:sz w:val="20"/>
           <w:szCs w:val="20"/>
         </w:rPr>
-        <w:t xml:space="preserve">Supports inclusion of methylation cofactors (methylcobalamin, calcium folinate, P5P, riboflavin, magnesium glycinate) at meaningful doses, alongside DIM to provide 2-OH substrate.</w:t>
+        <w:t xml:space="preserve">Supports inclusion of DIM as a Phase I pathway-shifting candidate per the recognised 16-OH-dominant pattern.</w:t>
       </w:r>
     </w:p>
     <w:p>
@@ -1541,16 +1625,16 @@
           <w:sz w:val="22"/>
           <w:szCs w:val="22"/>
         </w:rPr>
-        <w:t xml:space="preserve">2-MeOH Estradiol</w:t>
-      </w:r>
-      <w:r>
-        <w:rPr>
-          <w:rFonts w:ascii="Roboto" w:cs="Roboto" w:eastAsia="Roboto" w:hAnsi="Roboto"/>
-          <w:color w:val="000000"/>
-          <w:sz w:val="22"/>
-          <w:szCs w:val="22"/>
-        </w:rPr>
-        <w:t xml:space="preserve">   0.01 ug/gCR</w:t>
+        <w:t xml:space="preserve">4-OH Estrone</w:t>
+      </w:r>
+      <w:r>
+        <w:rPr>
+          <w:rFonts w:ascii="Roboto" w:cs="Roboto" w:eastAsia="Roboto" w:hAnsi="Roboto"/>
+          <w:color w:val="000000"/>
+          <w:sz w:val="22"/>
+          <w:szCs w:val="22"/>
+        </w:rPr>
+        <w:t xml:space="preserve">   0.03 ug/gCR</w:t>
       </w:r>
       <w:r>
         <w:rPr>
@@ -1561,7 +1645,7 @@
           <w:sz w:val="20"/>
           <w:szCs w:val="20"/>
         </w:rPr>
-        <w:t xml:space="preserve">   (ref: 0.01–0.08 ug/gCR)</w:t>
+        <w:t xml:space="preserve">   (ref: 0.03–0.30 ug/gCR)</w:t>
       </w:r>
     </w:p>
     <w:p>
@@ -1586,57 +1670,7 @@
           <w:sz w:val="20"/>
           <w:szCs w:val="20"/>
         </w:rPr>
-        <w:t xml:space="preserve">At the lower limit of the laboratory reference framework — pattern consistent with low downstream methylated metabolite, again reflecting low 2-OH substrate.</w:t>
-      </w:r>
-    </w:p>
-    <w:p>
-      <w:pPr>
-        <w:spacing w:after="60"/>
-      </w:pPr>
-      <w:r>
-        <w:rPr>
-          <w:rFonts w:ascii="Roboto" w:cs="Roboto" w:eastAsia="Roboto" w:hAnsi="Roboto"/>
-          <w:b/>
-          <w:bCs/>
-          <w:color w:val="535B50"/>
-          <w:sz w:val="20"/>
-          <w:szCs w:val="20"/>
-        </w:rPr>
-        <w:t xml:space="preserve">Possible contributors: </w:t>
-      </w:r>
-      <w:r>
-        <w:rPr>
-          <w:rFonts w:ascii="Roboto" w:cs="Roboto" w:eastAsia="Roboto" w:hAnsi="Roboto"/>
-          <w:color w:val="000000"/>
-          <w:sz w:val="20"/>
-          <w:szCs w:val="20"/>
-        </w:rPr>
-        <w:t xml:space="preserve">Published literature: same as 2-MeOH Estrone above.</w:t>
-      </w:r>
-    </w:p>
-    <w:p>
-      <w:pPr>
-        <w:spacing w:after="60"/>
-      </w:pPr>
-      <w:r>
-        <w:rPr>
-          <w:rFonts w:ascii="Roboto" w:cs="Roboto" w:eastAsia="Roboto" w:hAnsi="Roboto"/>
-          <w:b/>
-          <w:bCs/>
-          <w:color w:val="535B50"/>
-          <w:sz w:val="20"/>
-          <w:szCs w:val="20"/>
-        </w:rPr>
-        <w:t xml:space="preserve">Relevance to formulation: </w:t>
-      </w:r>
-      <w:r>
-        <w:rPr>
-          <w:rFonts w:ascii="Roboto" w:cs="Roboto" w:eastAsia="Roboto" w:hAnsi="Roboto"/>
-          <w:color w:val="000000"/>
-          <w:sz w:val="20"/>
-          <w:szCs w:val="20"/>
-        </w:rPr>
-        <w:t xml:space="preserve">Same as 2-MeOH Estrone — methylation cofactor and DIM support.</w:t>
+        <w:t xml:space="preserve">At the lower limit of the laboratory reference range. Per the laboratory framework, lower 4-OH oestrone output is generally interpreted as reduced genotoxic-pathway flux.</w:t>
       </w:r>
     </w:p>
     <w:p>
@@ -1652,16 +1686,16 @@
           <w:sz w:val="22"/>
           <w:szCs w:val="22"/>
         </w:rPr>
-        <w:t xml:space="preserve">4-OH Estradiol</w:t>
-      </w:r>
-      <w:r>
-        <w:rPr>
-          <w:rFonts w:ascii="Roboto" w:cs="Roboto" w:eastAsia="Roboto" w:hAnsi="Roboto"/>
-          <w:color w:val="000000"/>
-          <w:sz w:val="22"/>
-          <w:szCs w:val="22"/>
-        </w:rPr>
-        <w:t xml:space="preserve">   &lt;DL ug/gCR</w:t>
+        <w:t xml:space="preserve">16-OH Estrone</w:t>
+      </w:r>
+      <w:r>
+        <w:rPr>
+          <w:rFonts w:ascii="Roboto" w:cs="Roboto" w:eastAsia="Roboto" w:hAnsi="Roboto"/>
+          <w:color w:val="000000"/>
+          <w:sz w:val="22"/>
+          <w:szCs w:val="22"/>
+        </w:rPr>
+        <w:t xml:space="preserve">   0.08 ug/gCR</w:t>
       </w:r>
       <w:r>
         <w:rPr>
@@ -1672,7 +1706,7 @@
           <w:sz w:val="20"/>
           <w:szCs w:val="20"/>
         </w:rPr>
-        <w:t xml:space="preserve">   (ref: 0.02–0.25 ug/gCR)</w:t>
+        <w:t xml:space="preserve">   (ref: 0.04–0.40 ug/gCR)</w:t>
       </w:r>
     </w:p>
     <w:p>
@@ -1697,32 +1731,7 @@
           <w:sz w:val="20"/>
           <w:szCs w:val="20"/>
         </w:rPr>
-        <w:t xml:space="preserve">Below detection — consistent with low genotoxic 4-OH metabolite output, generally a favourable pattern per the laboratory framework.</w:t>
-      </w:r>
-    </w:p>
-    <w:p>
-      <w:pPr>
-        <w:spacing w:after="60"/>
-      </w:pPr>
-      <w:r>
-        <w:rPr>
-          <w:rFonts w:ascii="Roboto" w:cs="Roboto" w:eastAsia="Roboto" w:hAnsi="Roboto"/>
-          <w:b/>
-          <w:bCs/>
-          <w:color w:val="535B50"/>
-          <w:sz w:val="20"/>
-          <w:szCs w:val="20"/>
-        </w:rPr>
-        <w:t xml:space="preserve">Possible contributors: </w:t>
-      </w:r>
-      <w:r>
-        <w:rPr>
-          <w:rFonts w:ascii="Roboto" w:cs="Roboto" w:eastAsia="Roboto" w:hAnsi="Roboto"/>
-          <w:color w:val="000000"/>
-          <w:sz w:val="20"/>
-          <w:szCs w:val="20"/>
-        </w:rPr>
-        <w:t xml:space="preserve">Published literature notes that 4-OH metabolites reflect CYP1B1 activity; low values are generally considered protective relative to high values.</w:t>
+        <w:t xml:space="preserve">Within range. However, when expressed as the 2-OH(E1+E2)/16-OH-E1 ratio (0.60), the relative balance is shifted toward the 16-OH pathway per laboratory framework.</w:t>
       </w:r>
     </w:p>
     <w:p>
@@ -1747,7 +1756,7 @@
           <w:sz w:val="20"/>
           <w:szCs w:val="20"/>
         </w:rPr>
-        <w:t xml:space="preserve">Does not drive specific stack additions; NAC and quercetin (included for other reasons) provide quinone-quenching capacity if 4-OH output rises.</w:t>
+        <w:t xml:space="preserve">Combined with low 2-OH output, reinforces pathway-shifting strategy via DIM and supporting Phase II conjugation.</w:t>
       </w:r>
     </w:p>
     <w:p>
@@ -1763,16 +1772,16 @@
           <w:sz w:val="22"/>
           <w:szCs w:val="22"/>
         </w:rPr>
-        <w:t xml:space="preserve">4-OH Estrone</w:t>
-      </w:r>
-      <w:r>
-        <w:rPr>
-          <w:rFonts w:ascii="Roboto" w:cs="Roboto" w:eastAsia="Roboto" w:hAnsi="Roboto"/>
-          <w:color w:val="000000"/>
-          <w:sz w:val="22"/>
-          <w:szCs w:val="22"/>
-        </w:rPr>
-        <w:t xml:space="preserve">   0.03 ug/gCR</w:t>
+        <w:t xml:space="preserve">2-OH(E1+E2)/16-OH-E1 ratio</w:t>
+      </w:r>
+      <w:r>
+        <w:rPr>
+          <w:rFonts w:ascii="Roboto" w:cs="Roboto" w:eastAsia="Roboto" w:hAnsi="Roboto"/>
+          <w:color w:val="000000"/>
+          <w:sz w:val="22"/>
+          <w:szCs w:val="22"/>
+        </w:rPr>
+        <w:t xml:space="preserve">   0.60</w:t>
       </w:r>
       <w:r>
         <w:rPr>
@@ -1783,7 +1792,7 @@
           <w:sz w:val="20"/>
           <w:szCs w:val="20"/>
         </w:rPr>
-        <w:t xml:space="preserve">   (ref: 0.03–0.30 ug/gCR)</w:t>
+        <w:t xml:space="preserve">   (ref: 1.10–5.60)</w:t>
       </w:r>
     </w:p>
     <w:p>
@@ -1808,57 +1817,7 @@
           <w:sz w:val="20"/>
           <w:szCs w:val="20"/>
         </w:rPr>
-        <w:t xml:space="preserve">At the lower limit of the laboratory reference framework — favourable pattern per laboratory comment.</w:t>
-      </w:r>
-    </w:p>
-    <w:p>
-      <w:pPr>
-        <w:spacing w:after="60"/>
-      </w:pPr>
-      <w:r>
-        <w:rPr>
-          <w:rFonts w:ascii="Roboto" w:cs="Roboto" w:eastAsia="Roboto" w:hAnsi="Roboto"/>
-          <w:b/>
-          <w:bCs/>
-          <w:color w:val="535B50"/>
-          <w:sz w:val="20"/>
-          <w:szCs w:val="20"/>
-        </w:rPr>
-        <w:t xml:space="preserve">Possible contributors: </w:t>
-      </w:r>
-      <w:r>
-        <w:rPr>
-          <w:rFonts w:ascii="Roboto" w:cs="Roboto" w:eastAsia="Roboto" w:hAnsi="Roboto"/>
-          <w:color w:val="000000"/>
-          <w:sz w:val="20"/>
-          <w:szCs w:val="20"/>
-        </w:rPr>
-        <w:t xml:space="preserve">Same as 4-OH Estradiol above.</w:t>
-      </w:r>
-    </w:p>
-    <w:p>
-      <w:pPr>
-        <w:spacing w:after="60"/>
-      </w:pPr>
-      <w:r>
-        <w:rPr>
-          <w:rFonts w:ascii="Roboto" w:cs="Roboto" w:eastAsia="Roboto" w:hAnsi="Roboto"/>
-          <w:b/>
-          <w:bCs/>
-          <w:color w:val="535B50"/>
-          <w:sz w:val="20"/>
-          <w:szCs w:val="20"/>
-        </w:rPr>
-        <w:t xml:space="preserve">Relevance to formulation: </w:t>
-      </w:r>
-      <w:r>
-        <w:rPr>
-          <w:rFonts w:ascii="Roboto" w:cs="Roboto" w:eastAsia="Roboto" w:hAnsi="Roboto"/>
-          <w:color w:val="000000"/>
-          <w:sz w:val="20"/>
-          <w:szCs w:val="20"/>
-        </w:rPr>
-        <w:t xml:space="preserve">Not a primary driver of formulation.</w:t>
+        <w:t xml:space="preserve">Below the laboratory reference range. Per the laboratory framework this is consistent with a relative 16-OH pathway dominance and a candidate target for Phase I pathway support.</w:t>
       </w:r>
     </w:p>
     <w:p>
@@ -1874,16 +1833,16 @@
           <w:sz w:val="22"/>
           <w:szCs w:val="22"/>
         </w:rPr>
-        <w:t xml:space="preserve">4-MeOH E2/4-OH E2 ratio</w:t>
-      </w:r>
-      <w:r>
-        <w:rPr>
-          <w:rFonts w:ascii="Roboto" w:cs="Roboto" w:eastAsia="Roboto" w:hAnsi="Roboto"/>
-          <w:color w:val="000000"/>
-          <w:sz w:val="22"/>
-          <w:szCs w:val="22"/>
-        </w:rPr>
-        <w:t xml:space="preserve">   4.39</w:t>
+        <w:t xml:space="preserve">2-MeOH Estrone</w:t>
+      </w:r>
+      <w:r>
+        <w:rPr>
+          <w:rFonts w:ascii="Roboto" w:cs="Roboto" w:eastAsia="Roboto" w:hAnsi="Roboto"/>
+          <w:color w:val="000000"/>
+          <w:sz w:val="22"/>
+          <w:szCs w:val="22"/>
+        </w:rPr>
+        <w:t xml:space="preserve">   0.01 ug/gCR</w:t>
       </w:r>
       <w:r>
         <w:rPr>
@@ -1894,7 +1853,7 @@
           <w:sz w:val="20"/>
           <w:szCs w:val="20"/>
         </w:rPr>
-        <w:t xml:space="preserve">   (ref: 0.06–1.03)</w:t>
+        <w:t xml:space="preserve">   (ref: 0.02–0.20 ug/gCR)</w:t>
       </w:r>
     </w:p>
     <w:p>
@@ -1919,57 +1878,7 @@
           <w:sz w:val="20"/>
           <w:szCs w:val="20"/>
         </w:rPr>
-        <w:t xml:space="preserve">Above the laboratory reference framework — the laboratory comment characterises this as reflecting efficient methylation of 4-OH metabolites, a generally favourable pattern.</w:t>
-      </w:r>
-    </w:p>
-    <w:p>
-      <w:pPr>
-        <w:spacing w:after="60"/>
-      </w:pPr>
-      <w:r>
-        <w:rPr>
-          <w:rFonts w:ascii="Roboto" w:cs="Roboto" w:eastAsia="Roboto" w:hAnsi="Roboto"/>
-          <w:b/>
-          <w:bCs/>
-          <w:color w:val="535B50"/>
-          <w:sz w:val="20"/>
-          <w:szCs w:val="20"/>
-        </w:rPr>
-        <w:t xml:space="preserve">Possible contributors: </w:t>
-      </w:r>
-      <w:r>
-        <w:rPr>
-          <w:rFonts w:ascii="Roboto" w:cs="Roboto" w:eastAsia="Roboto" w:hAnsi="Roboto"/>
-          <w:color w:val="000000"/>
-          <w:sz w:val="20"/>
-          <w:szCs w:val="20"/>
-        </w:rPr>
-        <w:t xml:space="preserve">Published literature notes that elevated methylated/hydroxylated ratios suggest active COMT-mediated detoxification of catechol oestrogens.</w:t>
-      </w:r>
-    </w:p>
-    <w:p>
-      <w:pPr>
-        <w:spacing w:after="60"/>
-      </w:pPr>
-      <w:r>
-        <w:rPr>
-          <w:rFonts w:ascii="Roboto" w:cs="Roboto" w:eastAsia="Roboto" w:hAnsi="Roboto"/>
-          <w:b/>
-          <w:bCs/>
-          <w:color w:val="535B50"/>
-          <w:sz w:val="20"/>
-          <w:szCs w:val="20"/>
-        </w:rPr>
-        <w:t xml:space="preserve">Relevance to formulation: </w:t>
-      </w:r>
-      <w:r>
-        <w:rPr>
-          <w:rFonts w:ascii="Roboto" w:cs="Roboto" w:eastAsia="Roboto" w:hAnsi="Roboto"/>
-          <w:color w:val="000000"/>
-          <w:sz w:val="20"/>
-          <w:szCs w:val="20"/>
-        </w:rPr>
-        <w:t xml:space="preserve">Suggests COMT methylation capacity for the 4-OH branch is preserved; does not contraindicate methylation cofactor support given 2-OH branch substrate is the limiting factor.</w:t>
+        <w:t xml:space="preserve">Below the laboratory reference range. Given the very low 2-OH substrate (0.04), this likely reflects substrate limitation rather than COMT enzymatic insufficiency — the 2-MeOE1/2-OHE1 ratio of 0.30 is within reference (0.05–0.50).</w:t>
       </w:r>
     </w:p>
     <w:p>
@@ -1985,16 +1894,16 @@
           <w:sz w:val="22"/>
           <w:szCs w:val="22"/>
         </w:rPr>
-        <w:t xml:space="preserve">Testosterone</w:t>
-      </w:r>
-      <w:r>
-        <w:rPr>
-          <w:rFonts w:ascii="Roboto" w:cs="Roboto" w:eastAsia="Roboto" w:hAnsi="Roboto"/>
-          <w:color w:val="000000"/>
-          <w:sz w:val="22"/>
-          <w:szCs w:val="22"/>
-        </w:rPr>
-        <w:t xml:space="preserve">   15.38 ug/gCR</w:t>
+        <w:t xml:space="preserve">2-MeOH Estradiol</w:t>
+      </w:r>
+      <w:r>
+        <w:rPr>
+          <w:rFonts w:ascii="Roboto" w:cs="Roboto" w:eastAsia="Roboto" w:hAnsi="Roboto"/>
+          <w:color w:val="000000"/>
+          <w:sz w:val="22"/>
+          <w:szCs w:val="22"/>
+        </w:rPr>
+        <w:t xml:space="preserve">   0.01 ug/gCR</w:t>
       </w:r>
       <w:r>
         <w:rPr>
@@ -2005,7 +1914,7 @@
           <w:sz w:val="20"/>
           <w:szCs w:val="20"/>
         </w:rPr>
-        <w:t xml:space="preserve">   (ref: 2.50–25.00 ug/gCR)</w:t>
+        <w:t xml:space="preserve">   (ref: 0.01–0.08 ug/gCR)</w:t>
       </w:r>
     </w:p>
     <w:p>
@@ -2030,57 +1939,7 @@
           <w:sz w:val="20"/>
           <w:szCs w:val="20"/>
         </w:rPr>
-        <w:t xml:space="preserve">Within laboratory reference framework, upper-middle of range.</w:t>
-      </w:r>
-    </w:p>
-    <w:p>
-      <w:pPr>
-        <w:spacing w:after="60"/>
-      </w:pPr>
-      <w:r>
-        <w:rPr>
-          <w:rFonts w:ascii="Roboto" w:cs="Roboto" w:eastAsia="Roboto" w:hAnsi="Roboto"/>
-          <w:b/>
-          <w:bCs/>
-          <w:color w:val="535B50"/>
-          <w:sz w:val="20"/>
-          <w:szCs w:val="20"/>
-        </w:rPr>
-        <w:t xml:space="preserve">Possible contributors: </w:t>
-      </w:r>
-      <w:r>
-        <w:rPr>
-          <w:rFonts w:ascii="Roboto" w:cs="Roboto" w:eastAsia="Roboto" w:hAnsi="Roboto"/>
-          <w:color w:val="000000"/>
-          <w:sz w:val="20"/>
-          <w:szCs w:val="20"/>
-        </w:rPr>
-        <w:t xml:space="preserve">Not flagged.</w:t>
-      </w:r>
-    </w:p>
-    <w:p>
-      <w:pPr>
-        <w:spacing w:after="60"/>
-      </w:pPr>
-      <w:r>
-        <w:rPr>
-          <w:rFonts w:ascii="Roboto" w:cs="Roboto" w:eastAsia="Roboto" w:hAnsi="Roboto"/>
-          <w:b/>
-          <w:bCs/>
-          <w:color w:val="535B50"/>
-          <w:sz w:val="20"/>
-          <w:szCs w:val="20"/>
-        </w:rPr>
-        <w:t xml:space="preserve">Relevance to formulation: </w:t>
-      </w:r>
-      <w:r>
-        <w:rPr>
-          <w:rFonts w:ascii="Roboto" w:cs="Roboto" w:eastAsia="Roboto" w:hAnsi="Roboto"/>
-          <w:color w:val="000000"/>
-          <w:sz w:val="20"/>
-          <w:szCs w:val="20"/>
-        </w:rPr>
-        <w:t xml:space="preserve">Does not drive androgen-specific inclusions; supports moderate (not high) zinc dosing rather than maximal 5-alpha-reductase suppression.</w:t>
+        <w:t xml:space="preserve">At the lower limit of the reference range. Same substrate-limitation context as 2-MeOH Estrone.</w:t>
       </w:r>
     </w:p>
     <w:p>
@@ -2096,16 +1955,16 @@
           <w:sz w:val="22"/>
           <w:szCs w:val="22"/>
         </w:rPr>
-        <w:t xml:space="preserve">DHEA</w:t>
-      </w:r>
-      <w:r>
-        <w:rPr>
-          <w:rFonts w:ascii="Roboto" w:cs="Roboto" w:eastAsia="Roboto" w:hAnsi="Roboto"/>
-          <w:color w:val="000000"/>
-          <w:sz w:val="22"/>
-          <w:szCs w:val="22"/>
-        </w:rPr>
-        <w:t xml:space="preserve">   16.27 ug/gCR</w:t>
+        <w:t xml:space="preserve">4-MeOE2/4-OHE2 ratio</w:t>
+      </w:r>
+      <w:r>
+        <w:rPr>
+          <w:rFonts w:ascii="Roboto" w:cs="Roboto" w:eastAsia="Roboto" w:hAnsi="Roboto"/>
+          <w:color w:val="000000"/>
+          <w:sz w:val="22"/>
+          <w:szCs w:val="22"/>
+        </w:rPr>
+        <w:t xml:space="preserve">   4.39</w:t>
       </w:r>
       <w:r>
         <w:rPr>
@@ -2116,7 +1975,7 @@
           <w:sz w:val="20"/>
           <w:szCs w:val="20"/>
         </w:rPr>
-        <w:t xml:space="preserve">   (ref: 9.00–105.00 ug/gCR)</w:t>
+        <w:t xml:space="preserve">   (ref: 0.06–1.03)</w:t>
       </w:r>
     </w:p>
     <w:p>
@@ -2141,57 +2000,7 @@
           <w:sz w:val="20"/>
           <w:szCs w:val="20"/>
         </w:rPr>
-        <w:t xml:space="preserve">Within reference, lower portion of range — alongside low cortisol, pattern consistent with reduced overall adrenal steroidogenic output.</w:t>
-      </w:r>
-    </w:p>
-    <w:p>
-      <w:pPr>
-        <w:spacing w:after="60"/>
-      </w:pPr>
-      <w:r>
-        <w:rPr>
-          <w:rFonts w:ascii="Roboto" w:cs="Roboto" w:eastAsia="Roboto" w:hAnsi="Roboto"/>
-          <w:b/>
-          <w:bCs/>
-          <w:color w:val="535B50"/>
-          <w:sz w:val="20"/>
-          <w:szCs w:val="20"/>
-        </w:rPr>
-        <w:t xml:space="preserve">Possible contributors: </w:t>
-      </w:r>
-      <w:r>
-        <w:rPr>
-          <w:rFonts w:ascii="Roboto" w:cs="Roboto" w:eastAsia="Roboto" w:hAnsi="Roboto"/>
-          <w:color w:val="000000"/>
-          <w:sz w:val="20"/>
-          <w:szCs w:val="20"/>
-        </w:rPr>
-        <w:t xml:space="preserve">Published literature identifies HPA suppression as a contributor to reduced DHEA in conjunction with reduced cortisol.</w:t>
-      </w:r>
-    </w:p>
-    <w:p>
-      <w:pPr>
-        <w:spacing w:after="60"/>
-      </w:pPr>
-      <w:r>
-        <w:rPr>
-          <w:rFonts w:ascii="Roboto" w:cs="Roboto" w:eastAsia="Roboto" w:hAnsi="Roboto"/>
-          <w:b/>
-          <w:bCs/>
-          <w:color w:val="535B50"/>
-          <w:sz w:val="20"/>
-          <w:szCs w:val="20"/>
-        </w:rPr>
-        <w:t xml:space="preserve">Relevance to formulation: </w:t>
-      </w:r>
-      <w:r>
-        <w:rPr>
-          <w:rFonts w:ascii="Roboto" w:cs="Roboto" w:eastAsia="Roboto" w:hAnsi="Roboto"/>
-          <w:color w:val="000000"/>
-          <w:sz w:val="20"/>
-          <w:szCs w:val="20"/>
-        </w:rPr>
-        <w:t xml:space="preserve">Reinforces adaptogenic axis priority.</w:t>
+        <w:t xml:space="preserve">Elevated. Per the laboratory framework this generally reflects efficient methylation clearance of the 4-OH oestradiol metabolite — informational.</w:t>
       </w:r>
     </w:p>
     <w:p>
@@ -2207,16 +2016,16 @@
           <w:sz w:val="22"/>
           <w:szCs w:val="22"/>
         </w:rPr>
-        <w:t xml:space="preserve">Pregnanediol</w:t>
-      </w:r>
-      <w:r>
-        <w:rPr>
-          <w:rFonts w:ascii="Roboto" w:cs="Roboto" w:eastAsia="Roboto" w:hAnsi="Roboto"/>
-          <w:color w:val="000000"/>
-          <w:sz w:val="22"/>
-          <w:szCs w:val="22"/>
-        </w:rPr>
-        <w:t xml:space="preserve">   36 ug/gCR</w:t>
+        <w:t xml:space="preserve">Estrogen Quotient (E3/[E1+E2])</w:t>
+      </w:r>
+      <w:r>
+        <w:rPr>
+          <w:rFonts w:ascii="Roboto" w:cs="Roboto" w:eastAsia="Roboto" w:hAnsi="Roboto"/>
+          <w:color w:val="000000"/>
+          <w:sz w:val="22"/>
+          <w:szCs w:val="22"/>
+        </w:rPr>
+        <w:t xml:space="preserve">   0.24</w:t>
       </w:r>
       <w:r>
         <w:rPr>
@@ -2227,7 +2036,7 @@
           <w:sz w:val="20"/>
           <w:szCs w:val="20"/>
         </w:rPr>
-        <w:t xml:space="preserve">   (ref: 25–150 ug/gCR)</w:t>
+        <w:t xml:space="preserve">   (ref: &gt;0.25)</w:t>
       </w:r>
     </w:p>
     <w:p>
@@ -2252,57 +2061,7 @@
           <w:sz w:val="20"/>
           <w:szCs w:val="20"/>
         </w:rPr>
-        <w:t xml:space="preserve">Within reference, lower portion of range — not flagged.</w:t>
-      </w:r>
-    </w:p>
-    <w:p>
-      <w:pPr>
-        <w:spacing w:after="60"/>
-      </w:pPr>
-      <w:r>
-        <w:rPr>
-          <w:rFonts w:ascii="Roboto" w:cs="Roboto" w:eastAsia="Roboto" w:hAnsi="Roboto"/>
-          <w:b/>
-          <w:bCs/>
-          <w:color w:val="535B50"/>
-          <w:sz w:val="20"/>
-          <w:szCs w:val="20"/>
-        </w:rPr>
-        <w:t xml:space="preserve">Possible contributors: </w:t>
-      </w:r>
-      <w:r>
-        <w:rPr>
-          <w:rFonts w:ascii="Roboto" w:cs="Roboto" w:eastAsia="Roboto" w:hAnsi="Roboto"/>
-          <w:color w:val="000000"/>
-          <w:sz w:val="20"/>
-          <w:szCs w:val="20"/>
-        </w:rPr>
-        <w:t xml:space="preserve">Not relevant to formulation here.</w:t>
-      </w:r>
-    </w:p>
-    <w:p>
-      <w:pPr>
-        <w:spacing w:after="60"/>
-      </w:pPr>
-      <w:r>
-        <w:rPr>
-          <w:rFonts w:ascii="Roboto" w:cs="Roboto" w:eastAsia="Roboto" w:hAnsi="Roboto"/>
-          <w:b/>
-          <w:bCs/>
-          <w:color w:val="535B50"/>
-          <w:sz w:val="20"/>
-          <w:szCs w:val="20"/>
-        </w:rPr>
-        <w:t xml:space="preserve">Relevance to formulation: </w:t>
-      </w:r>
-      <w:r>
-        <w:rPr>
-          <w:rFonts w:ascii="Roboto" w:cs="Roboto" w:eastAsia="Roboto" w:hAnsi="Roboto"/>
-          <w:color w:val="000000"/>
-          <w:sz w:val="20"/>
-          <w:szCs w:val="20"/>
-        </w:rPr>
-        <w:t xml:space="preserve">No specific addition; not a driver in male physiology of this pattern.</w:t>
+        <w:t xml:space="preserve">Marginally below the laboratory reference threshold. Informational; supports the overall hormone_metabolism axis emphasis.</w:t>
       </w:r>
     </w:p>
     <w:p>
@@ -2318,16 +2077,16 @@
           <w:sz w:val="22"/>
           <w:szCs w:val="22"/>
         </w:rPr>
-        <w:t xml:space="preserve">Endocrine disruptor panel (BPA, PFAS, PFOA, PFOS, Al, As, Cd, Cr, Pb, Hg, Ni)</w:t>
-      </w:r>
-      <w:r>
-        <w:rPr>
-          <w:rFonts w:ascii="Roboto" w:cs="Roboto" w:eastAsia="Roboto" w:hAnsi="Roboto"/>
-          <w:color w:val="000000"/>
-          <w:sz w:val="22"/>
-          <w:szCs w:val="22"/>
-        </w:rPr>
-        <w:t xml:space="preserve">   All below or near detection limits within reference</w:t>
+        <w:t xml:space="preserve">Metabolic Syndrome symptom category score</w:t>
+      </w:r>
+      <w:r>
+        <w:rPr>
+          <w:rFonts w:ascii="Roboto" w:cs="Roboto" w:eastAsia="Roboto" w:hAnsi="Roboto"/>
+          <w:color w:val="000000"/>
+          <w:sz w:val="22"/>
+          <w:szCs w:val="22"/>
+        </w:rPr>
+        <w:t xml:space="preserve">   36.67%</w:t>
       </w:r>
       <w:r>
         <w:rPr>
@@ -2338,7 +2097,7 @@
           <w:sz w:val="20"/>
           <w:szCs w:val="20"/>
         </w:rPr>
-        <w:t xml:space="preserve">   (ref: Per laboratory framework)</w:t>
+        <w:t xml:space="preserve">   (ref: &lt;25% (axis activation threshold per N of 1 framework))</w:t>
       </w:r>
     </w:p>
     <w:p>
@@ -2363,32 +2122,7 @@
           <w:sz w:val="20"/>
           <w:szCs w:val="20"/>
         </w:rPr>
-        <w:t xml:space="preserve">No evidence of significant environmental exposure burden on this panel — favourable.</w:t>
-      </w:r>
-    </w:p>
-    <w:p>
-      <w:pPr>
-        <w:spacing w:after="60"/>
-      </w:pPr>
-      <w:r>
-        <w:rPr>
-          <w:rFonts w:ascii="Roboto" w:cs="Roboto" w:eastAsia="Roboto" w:hAnsi="Roboto"/>
-          <w:b/>
-          <w:bCs/>
-          <w:color w:val="535B50"/>
-          <w:sz w:val="20"/>
-          <w:szCs w:val="20"/>
-        </w:rPr>
-        <w:t xml:space="preserve">Possible contributors: </w:t>
-      </w:r>
-      <w:r>
-        <w:rPr>
-          <w:rFonts w:ascii="Roboto" w:cs="Roboto" w:eastAsia="Roboto" w:hAnsi="Roboto"/>
-          <w:color w:val="000000"/>
-          <w:sz w:val="20"/>
-          <w:szCs w:val="20"/>
-        </w:rPr>
-        <w:t xml:space="preserve">Not applicable.</w:t>
+        <w:t xml:space="preserve">Activates the blood_glucose_insulin and mitochondrial_cardiovascular axes per the N of 1 symptom-matrix framework. Supporting symptoms include MILD elevated triglycerides and high cholesterol, MODERATE high blood pressure and weight gain (breasts/hips), and SEVERE waist weight gain.</w:t>
       </w:r>
     </w:p>
     <w:p>
@@ -2413,7 +2147,556 @@
           <w:sz w:val="20"/>
           <w:szCs w:val="20"/>
         </w:rPr>
-        <w:t xml:space="preserve">No heavy_metal_detox axis prioritisation required; antioxidant_redox axis remains relevant for general oestrogen-metabolism support.</w:t>
+        <w:t xml:space="preserve">Drives inclusion of berberine and bergamot for glycaemic/lipid support, and CoQ10 for mitochondrial-cardiovascular support.</w:t>
+      </w:r>
+    </w:p>
+    <w:p>
+      <w:pPr>
+        <w:spacing w:after="60" w:before="120"/>
+      </w:pPr>
+      <w:r>
+        <w:rPr>
+          <w:rFonts w:ascii="Roboto" w:cs="Roboto" w:eastAsia="Roboto" w:hAnsi="Roboto"/>
+          <w:b/>
+          <w:bCs/>
+          <w:color w:val="535B50"/>
+          <w:sz w:val="22"/>
+          <w:szCs w:val="22"/>
+        </w:rPr>
+        <w:t xml:space="preserve">Estrogen Dominance/Progesterone Deficiency symptom category score</w:t>
+      </w:r>
+      <w:r>
+        <w:rPr>
+          <w:rFonts w:ascii="Roboto" w:cs="Roboto" w:eastAsia="Roboto" w:hAnsi="Roboto"/>
+          <w:color w:val="000000"/>
+          <w:sz w:val="22"/>
+          <w:szCs w:val="22"/>
+        </w:rPr>
+        <w:t xml:space="preserve">   33.33%</w:t>
+      </w:r>
+      <w:r>
+        <w:rPr>
+          <w:rFonts w:ascii="Roboto" w:cs="Roboto" w:eastAsia="Roboto" w:hAnsi="Roboto"/>
+          <w:i/>
+          <w:iCs/>
+          <w:color w:val="666666"/>
+          <w:sz w:val="20"/>
+          <w:szCs w:val="20"/>
+        </w:rPr>
+        <w:t xml:space="preserve">   (ref: &lt;25% (axis activation threshold))</w:t>
+      </w:r>
+    </w:p>
+    <w:p>
+      <w:pPr>
+        <w:spacing w:after="60"/>
+      </w:pPr>
+      <w:r>
+        <w:rPr>
+          <w:rFonts w:ascii="Roboto" w:cs="Roboto" w:eastAsia="Roboto" w:hAnsi="Roboto"/>
+          <w:b/>
+          <w:bCs/>
+          <w:color w:val="535B50"/>
+          <w:sz w:val="20"/>
+          <w:szCs w:val="20"/>
+        </w:rPr>
+        <w:t xml:space="preserve">Interpretation: </w:t>
+      </w:r>
+      <w:r>
+        <w:rPr>
+          <w:rFonts w:ascii="Roboto" w:cs="Roboto" w:eastAsia="Roboto" w:hAnsi="Roboto"/>
+          <w:color w:val="000000"/>
+          <w:sz w:val="20"/>
+          <w:szCs w:val="20"/>
+        </w:rPr>
+        <w:t xml:space="preserve">Activates hormone_metabolism axis (already biomarker-supported, so this axis is primary).</w:t>
+      </w:r>
+    </w:p>
+    <w:p>
+      <w:pPr>
+        <w:spacing w:after="60" w:before="120"/>
+      </w:pPr>
+      <w:r>
+        <w:rPr>
+          <w:rFonts w:ascii="Roboto" w:cs="Roboto" w:eastAsia="Roboto" w:hAnsi="Roboto"/>
+          <w:b/>
+          <w:bCs/>
+          <w:color w:val="535B50"/>
+          <w:sz w:val="22"/>
+          <w:szCs w:val="22"/>
+        </w:rPr>
+        <w:t xml:space="preserve">Low Androgens symptom category score</w:t>
+      </w:r>
+      <w:r>
+        <w:rPr>
+          <w:rFonts w:ascii="Roboto" w:cs="Roboto" w:eastAsia="Roboto" w:hAnsi="Roboto"/>
+          <w:color w:val="000000"/>
+          <w:sz w:val="22"/>
+          <w:szCs w:val="22"/>
+        </w:rPr>
+        <w:t xml:space="preserve">   31.11%</w:t>
+      </w:r>
+      <w:r>
+        <w:rPr>
+          <w:rFonts w:ascii="Roboto" w:cs="Roboto" w:eastAsia="Roboto" w:hAnsi="Roboto"/>
+          <w:i/>
+          <w:iCs/>
+          <w:color w:val="666666"/>
+          <w:sz w:val="20"/>
+          <w:szCs w:val="20"/>
+        </w:rPr>
+        <w:t xml:space="preserve">   (ref: &lt;25%)</w:t>
+      </w:r>
+    </w:p>
+    <w:p>
+      <w:pPr>
+        <w:spacing w:after="60"/>
+      </w:pPr>
+      <w:r>
+        <w:rPr>
+          <w:rFonts w:ascii="Roboto" w:cs="Roboto" w:eastAsia="Roboto" w:hAnsi="Roboto"/>
+          <w:b/>
+          <w:bCs/>
+          <w:color w:val="535B50"/>
+          <w:sz w:val="20"/>
+          <w:szCs w:val="20"/>
+        </w:rPr>
+        <w:t xml:space="preserve">Interpretation: </w:t>
+      </w:r>
+      <w:r>
+        <w:rPr>
+          <w:rFonts w:ascii="Roboto" w:cs="Roboto" w:eastAsia="Roboto" w:hAnsi="Roboto"/>
+          <w:color w:val="000000"/>
+          <w:sz w:val="20"/>
+          <w:szCs w:val="20"/>
+        </w:rPr>
+        <w:t xml:space="preserve">Activates hormone_metabolism and minerals axes per the framework; biomarker context (testosterone in upper-normal range) is mixed.</w:t>
+      </w:r>
+    </w:p>
+    <w:p>
+      <w:pPr>
+        <w:spacing w:after="60" w:before="120"/>
+      </w:pPr>
+      <w:r>
+        <w:rPr>
+          <w:rFonts w:ascii="Roboto" w:cs="Roboto" w:eastAsia="Roboto" w:hAnsi="Roboto"/>
+          <w:b/>
+          <w:bCs/>
+          <w:color w:val="535B50"/>
+          <w:sz w:val="22"/>
+          <w:szCs w:val="22"/>
+        </w:rPr>
+        <w:t xml:space="preserve">High Androgens symptom category score</w:t>
+      </w:r>
+      <w:r>
+        <w:rPr>
+          <w:rFonts w:ascii="Roboto" w:cs="Roboto" w:eastAsia="Roboto" w:hAnsi="Roboto"/>
+          <w:color w:val="000000"/>
+          <w:sz w:val="22"/>
+          <w:szCs w:val="22"/>
+        </w:rPr>
+        <w:t xml:space="preserve">   33.33%</w:t>
+      </w:r>
+      <w:r>
+        <w:rPr>
+          <w:rFonts w:ascii="Roboto" w:cs="Roboto" w:eastAsia="Roboto" w:hAnsi="Roboto"/>
+          <w:i/>
+          <w:iCs/>
+          <w:color w:val="666666"/>
+          <w:sz w:val="20"/>
+          <w:szCs w:val="20"/>
+        </w:rPr>
+        <w:t xml:space="preserve">   (ref: &lt;25%)</w:t>
+      </w:r>
+    </w:p>
+    <w:p>
+      <w:pPr>
+        <w:spacing w:after="60"/>
+      </w:pPr>
+      <w:r>
+        <w:rPr>
+          <w:rFonts w:ascii="Roboto" w:cs="Roboto" w:eastAsia="Roboto" w:hAnsi="Roboto"/>
+          <w:b/>
+          <w:bCs/>
+          <w:color w:val="535B50"/>
+          <w:sz w:val="20"/>
+          <w:szCs w:val="20"/>
+        </w:rPr>
+        <w:t xml:space="preserve">Interpretation: </w:t>
+      </w:r>
+      <w:r>
+        <w:rPr>
+          <w:rFonts w:ascii="Roboto" w:cs="Roboto" w:eastAsia="Roboto" w:hAnsi="Roboto"/>
+          <w:color w:val="000000"/>
+          <w:sz w:val="20"/>
+          <w:szCs w:val="20"/>
+        </w:rPr>
+        <w:t xml:space="preserve">Activates hormone_metabolism and minerals axes per the framework. The co-presence of Low Androgens and High Androgens symptom flags is unusual and warrants practitioner correlation with clinical presentation.</w:t>
+      </w:r>
+    </w:p>
+    <w:p>
+      <w:pPr>
+        <w:spacing w:after="60" w:before="120"/>
+      </w:pPr>
+      <w:r>
+        <w:rPr>
+          <w:rFonts w:ascii="Roboto" w:cs="Roboto" w:eastAsia="Roboto" w:hAnsi="Roboto"/>
+          <w:b/>
+          <w:bCs/>
+          <w:color w:val="535B50"/>
+          <w:sz w:val="22"/>
+          <w:szCs w:val="22"/>
+        </w:rPr>
+        <w:t xml:space="preserve">Low Cortisol symptom category score</w:t>
+      </w:r>
+      <w:r>
+        <w:rPr>
+          <w:rFonts w:ascii="Roboto" w:cs="Roboto" w:eastAsia="Roboto" w:hAnsi="Roboto"/>
+          <w:color w:val="000000"/>
+          <w:sz w:val="22"/>
+          <w:szCs w:val="22"/>
+        </w:rPr>
+        <w:t xml:space="preserve">   28.57%</w:t>
+      </w:r>
+      <w:r>
+        <w:rPr>
+          <w:rFonts w:ascii="Roboto" w:cs="Roboto" w:eastAsia="Roboto" w:hAnsi="Roboto"/>
+          <w:i/>
+          <w:iCs/>
+          <w:color w:val="666666"/>
+          <w:sz w:val="20"/>
+          <w:szCs w:val="20"/>
+        </w:rPr>
+        <w:t xml:space="preserve">   (ref: &lt;25%)</w:t>
+      </w:r>
+    </w:p>
+    <w:p>
+      <w:pPr>
+        <w:spacing w:after="60"/>
+      </w:pPr>
+      <w:r>
+        <w:rPr>
+          <w:rFonts w:ascii="Roboto" w:cs="Roboto" w:eastAsia="Roboto" w:hAnsi="Roboto"/>
+          <w:b/>
+          <w:bCs/>
+          <w:color w:val="535B50"/>
+          <w:sz w:val="20"/>
+          <w:szCs w:val="20"/>
+        </w:rPr>
+        <w:t xml:space="preserve">Interpretation: </w:t>
+      </w:r>
+      <w:r>
+        <w:rPr>
+          <w:rFonts w:ascii="Roboto" w:cs="Roboto" w:eastAsia="Roboto" w:hAnsi="Roboto"/>
+          <w:color w:val="000000"/>
+          <w:sz w:val="20"/>
+          <w:szCs w:val="20"/>
+        </w:rPr>
+        <w:t xml:space="preserve">Activates the thyroid_adaptogenic axis (HPA-hypocortisolism pattern), corroborated by the low total urinary cortisol biomarker — secondary priority per N of 1 framework (biomarker plus symptom support).</w:t>
+      </w:r>
+    </w:p>
+    <w:p>
+      <w:pPr>
+        <w:spacing w:after="60" w:before="120"/>
+      </w:pPr>
+      <w:r>
+        <w:rPr>
+          <w:rFonts w:ascii="Roboto" w:cs="Roboto" w:eastAsia="Roboto" w:hAnsi="Roboto"/>
+          <w:b/>
+          <w:bCs/>
+          <w:color w:val="535B50"/>
+          <w:sz w:val="22"/>
+          <w:szCs w:val="22"/>
+        </w:rPr>
+        <w:t xml:space="preserve">High Cortisol symptom category score</w:t>
+      </w:r>
+      <w:r>
+        <w:rPr>
+          <w:rFonts w:ascii="Roboto" w:cs="Roboto" w:eastAsia="Roboto" w:hAnsi="Roboto"/>
+          <w:color w:val="000000"/>
+          <w:sz w:val="22"/>
+          <w:szCs w:val="22"/>
+        </w:rPr>
+        <w:t xml:space="preserve">   29.82%</w:t>
+      </w:r>
+      <w:r>
+        <w:rPr>
+          <w:rFonts w:ascii="Roboto" w:cs="Roboto" w:eastAsia="Roboto" w:hAnsi="Roboto"/>
+          <w:i/>
+          <w:iCs/>
+          <w:color w:val="666666"/>
+          <w:sz w:val="20"/>
+          <w:szCs w:val="20"/>
+        </w:rPr>
+        <w:t xml:space="preserve">   (ref: &lt;25%)</w:t>
+      </w:r>
+    </w:p>
+    <w:p>
+      <w:pPr>
+        <w:spacing w:after="60"/>
+      </w:pPr>
+      <w:r>
+        <w:rPr>
+          <w:rFonts w:ascii="Roboto" w:cs="Roboto" w:eastAsia="Roboto" w:hAnsi="Roboto"/>
+          <w:b/>
+          <w:bCs/>
+          <w:color w:val="535B50"/>
+          <w:sz w:val="20"/>
+          <w:szCs w:val="20"/>
+        </w:rPr>
+        <w:t xml:space="preserve">Interpretation: </w:t>
+      </w:r>
+      <w:r>
+        <w:rPr>
+          <w:rFonts w:ascii="Roboto" w:cs="Roboto" w:eastAsia="Roboto" w:hAnsi="Roboto"/>
+          <w:color w:val="000000"/>
+          <w:sz w:val="20"/>
+          <w:szCs w:val="20"/>
+        </w:rPr>
+        <w:t xml:space="preserve">Activates the thyroid_adaptogenic axis (HPA-overactive pattern). Biomarker data (low total cortisol) does not corroborate; this likely reflects autonomic-arousal symptoms (palpitations, nervousness, irritability) rather than true hypercortisolism — for practitioner consideration.</w:t>
+      </w:r>
+    </w:p>
+    <w:p>
+      <w:pPr>
+        <w:spacing w:after="60" w:before="120"/>
+      </w:pPr>
+      <w:r>
+        <w:rPr>
+          <w:rFonts w:ascii="Roboto" w:cs="Roboto" w:eastAsia="Roboto" w:hAnsi="Roboto"/>
+          <w:b/>
+          <w:bCs/>
+          <w:color w:val="535B50"/>
+          <w:sz w:val="22"/>
+          <w:szCs w:val="22"/>
+        </w:rPr>
+        <w:t xml:space="preserve">Hypometabolism symptom category score</w:t>
+      </w:r>
+      <w:r>
+        <w:rPr>
+          <w:rFonts w:ascii="Roboto" w:cs="Roboto" w:eastAsia="Roboto" w:hAnsi="Roboto"/>
+          <w:color w:val="000000"/>
+          <w:sz w:val="22"/>
+          <w:szCs w:val="22"/>
+        </w:rPr>
+        <w:t xml:space="preserve">   29.17%</w:t>
+      </w:r>
+      <w:r>
+        <w:rPr>
+          <w:rFonts w:ascii="Roboto" w:cs="Roboto" w:eastAsia="Roboto" w:hAnsi="Roboto"/>
+          <w:i/>
+          <w:iCs/>
+          <w:color w:val="666666"/>
+          <w:sz w:val="20"/>
+          <w:szCs w:val="20"/>
+        </w:rPr>
+        <w:t xml:space="preserve">   (ref: &lt;25%)</w:t>
+      </w:r>
+    </w:p>
+    <w:p>
+      <w:pPr>
+        <w:spacing w:after="60"/>
+      </w:pPr>
+      <w:r>
+        <w:rPr>
+          <w:rFonts w:ascii="Roboto" w:cs="Roboto" w:eastAsia="Roboto" w:hAnsi="Roboto"/>
+          <w:b/>
+          <w:bCs/>
+          <w:color w:val="535B50"/>
+          <w:sz w:val="20"/>
+          <w:szCs w:val="20"/>
+        </w:rPr>
+        <w:t xml:space="preserve">Interpretation: </w:t>
+      </w:r>
+      <w:r>
+        <w:rPr>
+          <w:rFonts w:ascii="Roboto" w:cs="Roboto" w:eastAsia="Roboto" w:hAnsi="Roboto"/>
+          <w:color w:val="000000"/>
+          <w:sz w:val="20"/>
+          <w:szCs w:val="20"/>
+        </w:rPr>
+        <w:t xml:space="preserve">Activates thyroid_adaptogenic and mitochondrial_cardiovascular axes per the framework. Thyroid biomarkers are not measured on this panel — practitioner may consider correlating with thyroid function testing.</w:t>
+      </w:r>
+    </w:p>
+    <w:p>
+      <w:pPr>
+        <w:spacing w:after="60" w:before="120"/>
+      </w:pPr>
+      <w:r>
+        <w:rPr>
+          <w:rFonts w:ascii="Roboto" w:cs="Roboto" w:eastAsia="Roboto" w:hAnsi="Roboto"/>
+          <w:b/>
+          <w:bCs/>
+          <w:color w:val="535B50"/>
+          <w:sz w:val="22"/>
+          <w:szCs w:val="22"/>
+        </w:rPr>
+        <w:t xml:space="preserve">Estrogen &amp; Progesterone Deficiency symptom category score</w:t>
+      </w:r>
+      <w:r>
+        <w:rPr>
+          <w:rFonts w:ascii="Roboto" w:cs="Roboto" w:eastAsia="Roboto" w:hAnsi="Roboto"/>
+          <w:color w:val="000000"/>
+          <w:sz w:val="22"/>
+          <w:szCs w:val="22"/>
+        </w:rPr>
+        <w:t xml:space="preserve">   23.81%</w:t>
+      </w:r>
+      <w:r>
+        <w:rPr>
+          <w:rFonts w:ascii="Roboto" w:cs="Roboto" w:eastAsia="Roboto" w:hAnsi="Roboto"/>
+          <w:i/>
+          <w:iCs/>
+          <w:color w:val="666666"/>
+          <w:sz w:val="20"/>
+          <w:szCs w:val="20"/>
+        </w:rPr>
+        <w:t xml:space="preserve">   (ref: &lt;25%)</w:t>
+      </w:r>
+    </w:p>
+    <w:p>
+      <w:pPr>
+        <w:spacing w:after="60"/>
+      </w:pPr>
+      <w:r>
+        <w:rPr>
+          <w:rFonts w:ascii="Roboto" w:cs="Roboto" w:eastAsia="Roboto" w:hAnsi="Roboto"/>
+          <w:b/>
+          <w:bCs/>
+          <w:color w:val="535B50"/>
+          <w:sz w:val="20"/>
+          <w:szCs w:val="20"/>
+        </w:rPr>
+        <w:t xml:space="preserve">Interpretation: </w:t>
+      </w:r>
+      <w:r>
+        <w:rPr>
+          <w:rFonts w:ascii="Roboto" w:cs="Roboto" w:eastAsia="Roboto" w:hAnsi="Roboto"/>
+          <w:color w:val="000000"/>
+          <w:sz w:val="20"/>
+          <w:szCs w:val="20"/>
+        </w:rPr>
+        <w:t xml:space="preserve">Just below the activation threshold; not a primary driver. Informational.</w:t>
+      </w:r>
+    </w:p>
+    <w:p>
+      <w:pPr>
+        <w:spacing w:after="60" w:before="120"/>
+      </w:pPr>
+      <w:r>
+        <w:rPr>
+          <w:rFonts w:ascii="Roboto" w:cs="Roboto" w:eastAsia="Roboto" w:hAnsi="Roboto"/>
+          <w:b/>
+          <w:bCs/>
+          <w:color w:val="535B50"/>
+          <w:sz w:val="22"/>
+          <w:szCs w:val="22"/>
+        </w:rPr>
+        <w:t xml:space="preserve">BPA, PFAS, PFOA, PFOS (urinary)</w:t>
+      </w:r>
+      <w:r>
+        <w:rPr>
+          <w:rFonts w:ascii="Roboto" w:cs="Roboto" w:eastAsia="Roboto" w:hAnsi="Roboto"/>
+          <w:color w:val="000000"/>
+          <w:sz w:val="22"/>
+          <w:szCs w:val="22"/>
+        </w:rPr>
+        <w:t xml:space="preserve">   0.13, 0.02, 0.00, 0.02 ug/gCR respectively</w:t>
+      </w:r>
+      <w:r>
+        <w:rPr>
+          <w:rFonts w:ascii="Roboto" w:cs="Roboto" w:eastAsia="Roboto" w:hAnsi="Roboto"/>
+          <w:i/>
+          <w:iCs/>
+          <w:color w:val="666666"/>
+          <w:sz w:val="20"/>
+          <w:szCs w:val="20"/>
+        </w:rPr>
+        <w:t xml:space="preserve">   (ref: &lt;4.00, &lt;0.70, &lt;0.10, &lt;0.60 ug/gCR)</w:t>
+      </w:r>
+    </w:p>
+    <w:p>
+      <w:pPr>
+        <w:spacing w:after="60"/>
+      </w:pPr>
+      <w:r>
+        <w:rPr>
+          <w:rFonts w:ascii="Roboto" w:cs="Roboto" w:eastAsia="Roboto" w:hAnsi="Roboto"/>
+          <w:b/>
+          <w:bCs/>
+          <w:color w:val="535B50"/>
+          <w:sz w:val="20"/>
+          <w:szCs w:val="20"/>
+        </w:rPr>
+        <w:t xml:space="preserve">Interpretation: </w:t>
+      </w:r>
+      <w:r>
+        <w:rPr>
+          <w:rFonts w:ascii="Roboto" w:cs="Roboto" w:eastAsia="Roboto" w:hAnsi="Roboto"/>
+          <w:color w:val="000000"/>
+          <w:sz w:val="20"/>
+          <w:szCs w:val="20"/>
+        </w:rPr>
+        <w:t xml:space="preserve">All endocrine disruptor markers well below laboratory upper reference. Suggests low current xenoestrogen burden — heavy_metal_detox axis is not biomarker-driven on this submission.</w:t>
+      </w:r>
+    </w:p>
+    <w:p>
+      <w:pPr>
+        <w:spacing w:after="60" w:before="120"/>
+      </w:pPr>
+      <w:r>
+        <w:rPr>
+          <w:rFonts w:ascii="Roboto" w:cs="Roboto" w:eastAsia="Roboto" w:hAnsi="Roboto"/>
+          <w:b/>
+          <w:bCs/>
+          <w:color w:val="535B50"/>
+          <w:sz w:val="22"/>
+          <w:szCs w:val="22"/>
+        </w:rPr>
+        <w:t xml:space="preserve">Heavy metals (Al, As, Cd, Pb, Hg, Ni, Cr — urinary)</w:t>
+      </w:r>
+      <w:r>
+        <w:rPr>
+          <w:rFonts w:ascii="Roboto" w:cs="Roboto" w:eastAsia="Roboto" w:hAnsi="Roboto"/>
+          <w:color w:val="000000"/>
+          <w:sz w:val="22"/>
+          <w:szCs w:val="22"/>
+        </w:rPr>
+        <w:t xml:space="preserve">   All below detection limit or well within reference (Cr 0.49, Ni 0.02)</w:t>
+      </w:r>
+      <w:r>
+        <w:rPr>
+          <w:rFonts w:ascii="Roboto" w:cs="Roboto" w:eastAsia="Roboto" w:hAnsi="Roboto"/>
+          <w:i/>
+          <w:iCs/>
+          <w:color w:val="666666"/>
+          <w:sz w:val="20"/>
+          <w:szCs w:val="20"/>
+        </w:rPr>
+        <w:t xml:space="preserve">   (ref: All below respective upper reference limits)</w:t>
+      </w:r>
+    </w:p>
+    <w:p>
+      <w:pPr>
+        <w:spacing w:after="60"/>
+      </w:pPr>
+      <w:r>
+        <w:rPr>
+          <w:rFonts w:ascii="Roboto" w:cs="Roboto" w:eastAsia="Roboto" w:hAnsi="Roboto"/>
+          <w:b/>
+          <w:bCs/>
+          <w:color w:val="535B50"/>
+          <w:sz w:val="20"/>
+          <w:szCs w:val="20"/>
+        </w:rPr>
+        <w:t xml:space="preserve">Interpretation: </w:t>
+      </w:r>
+      <w:r>
+        <w:rPr>
+          <w:rFonts w:ascii="Roboto" w:cs="Roboto" w:eastAsia="Roboto" w:hAnsi="Roboto"/>
+          <w:color w:val="000000"/>
+          <w:sz w:val="20"/>
+          <w:szCs w:val="20"/>
+        </w:rPr>
+        <w:t xml:space="preserve">No biomarker evidence of heavy metal burden on this panel. Selenium-related and copper-related FBP binding exclusions are not directly applicable on this HMP panel.</w:t>
       </w:r>
     </w:p>
     <w:p>
@@ -2464,7 +2747,7 @@
           <w:sz w:val="22"/>
           <w:szCs w:val="22"/>
         </w:rPr>
-        <w:t xml:space="preserve">Cruciferous vegetables</w:t>
+        <w:t xml:space="preserve">Cruciferous vegetable intake</w:t>
       </w:r>
     </w:p>
     <w:p>
@@ -2489,7 +2772,7 @@
           <w:sz w:val="20"/>
           <w:szCs w:val="20"/>
         </w:rPr>
-        <w:t xml:space="preserve">The practitioner may wish to discuss with the patient regular intake of cruciferous vegetables (broccoli, broccoli sprouts, brussels sprouts, cabbage, cauliflower) as dietary sources of indole-3-carbinol and DIM precursors — published literature supports cruciferous intake for 2-OH pathway support.</w:t>
+        <w:t xml:space="preserve">The practitioner may wish to discuss with the patient the role of cruciferous vegetable intake (broccoli, kale, brussels sprouts, cabbage) as a dietary source of indole-3-carbinol/DIM precursors that published literature associates with Phase I 2-hydroxylation pathway support.</w:t>
       </w:r>
     </w:p>
     <w:p>
@@ -2514,7 +2797,7 @@
           <w:sz w:val="20"/>
           <w:szCs w:val="20"/>
         </w:rPr>
-        <w:t xml:space="preserve">Low 2-OH Estrone and low 2:16 ratio suggest practitioner consideration of dietary support for the 2-hydroxylation pathway.</w:t>
+        <w:t xml:space="preserve">Aligns with the recognised 16-OH-dominant pattern and low 2-OH oestrogen output.</w:t>
       </w:r>
     </w:p>
     <w:p>
@@ -2530,7 +2813,7 @@
           <w:sz w:val="22"/>
           <w:szCs w:val="22"/>
         </w:rPr>
-        <w:t xml:space="preserve">Stress / HPA-axis support</w:t>
+        <w:t xml:space="preserve">Sleep and circadian rhythm</w:t>
       </w:r>
     </w:p>
     <w:p>
@@ -2555,7 +2838,7 @@
           <w:sz w:val="20"/>
           <w:szCs w:val="20"/>
         </w:rPr>
-        <w:t xml:space="preserve">The practitioner may wish to explore with the patient sleep hygiene, circadian alignment (morning light exposure, consistent bedtime), workload/recovery balance, and stress-reduction practices.</w:t>
+        <w:t xml:space="preserve">Given the SEVERE 'difficulty sleeping' symptom and the low total urinary cortisol, the practitioner may wish to discuss sleep hygiene, consistent wake times and morning light exposure with the patient as components of HPA-axis restoration per integrative medicine frameworks.</w:t>
       </w:r>
     </w:p>
     <w:p>
@@ -2580,7 +2863,7 @@
           <w:sz w:val="20"/>
           <w:szCs w:val="20"/>
         </w:rPr>
-        <w:t xml:space="preserve">Low total urinary cortisol pattern alongside the patient's reported symptoms (fatigue cluster, sleep difficulty, burned-out feeling per symptom report) — for practitioner consideration.</w:t>
+        <w:t xml:space="preserve">Hypocortisolism patterns commonly co-occur with circadian disruption per published literature.</w:t>
       </w:r>
     </w:p>
     <w:p>
@@ -2596,7 +2879,7 @@
           <w:sz w:val="22"/>
           <w:szCs w:val="22"/>
         </w:rPr>
-        <w:t xml:space="preserve">Fibre and bowel transit</w:t>
+        <w:t xml:space="preserve">Stress load and recovery</w:t>
       </w:r>
     </w:p>
     <w:p>
@@ -2621,7 +2904,7 @@
           <w:sz w:val="20"/>
           <w:szCs w:val="20"/>
         </w:rPr>
-        <w:t xml:space="preserve">The practitioner may wish to discuss adequate soluble and insoluble fibre intake and regular bowel transit to support enterohepatic clearance of conjugated oestrogen metabolites.</w:t>
+        <w:t xml:space="preserve">The MILD/MODERATE stress, nervousness, mental fatigue and burned-out symptoms together with the low cortisol biomarker may warrant practitioner discussion of stress-load management strategies (paced activity, restorative practices) with the patient.</w:t>
       </w:r>
     </w:p>
     <w:p>
@@ -2646,7 +2929,7 @@
           <w:sz w:val="20"/>
           <w:szCs w:val="20"/>
         </w:rPr>
-        <w:t xml:space="preserve">Pattern consistent with reduced oestrogen quotient and 2:16 ratio supports consideration of enterohepatic clearance optimisation.</w:t>
+        <w:t xml:space="preserve">Supports the adaptogenic axis rather than relying solely on supplement support.</w:t>
       </w:r>
     </w:p>
     <w:p>
@@ -2662,7 +2945,7 @@
           <w:sz w:val="22"/>
           <w:szCs w:val="22"/>
         </w:rPr>
-        <w:t xml:space="preserve">Alcohol moderation</w:t>
+        <w:t xml:space="preserve">Cardiometabolic dietary pattern</w:t>
       </w:r>
     </w:p>
     <w:p>
@@ -2687,7 +2970,7 @@
           <w:sz w:val="20"/>
           <w:szCs w:val="20"/>
         </w:rPr>
-        <w:t xml:space="preserve">The practitioner may wish to discuss alcohol intake as published literature identifies alcohol as a factor that may influence oestrogen metabolism and hepatic Phase II conjugation.</w:t>
+        <w:t xml:space="preserve">With Metabolic Syndrome symptoms (waist weight gain SEVERE, MODERATE high blood pressure, MILD elevated triglycerides and cholesterol), the practitioner may wish to discuss a Mediterranean-pattern diet, fibre intake and refined-carbohydrate moderation with the patient.</w:t>
       </w:r>
     </w:p>
     <w:p>
@@ -2712,7 +2995,7 @@
           <w:sz w:val="20"/>
           <w:szCs w:val="20"/>
         </w:rPr>
-        <w:t xml:space="preserve">For practitioner consideration in the context of oestrogen-metabolism pattern findings.</w:t>
+        <w:t xml:space="preserve">Aligns with the activated blood_glucose_insulin and mitochondrial_cardiovascular axes.</w:t>
       </w:r>
     </w:p>
     <w:p>
@@ -2728,7 +3011,7 @@
           <w:sz w:val="22"/>
           <w:szCs w:val="22"/>
         </w:rPr>
-        <w:t xml:space="preserve">Protein adequacy</w:t>
+        <w:t xml:space="preserve">Body composition and aromatase</w:t>
       </w:r>
     </w:p>
     <w:p>
@@ -2753,7 +3036,7 @@
           <w:sz w:val="20"/>
           <w:szCs w:val="20"/>
         </w:rPr>
-        <w:t xml:space="preserve">The practitioner may wish to assess protein adequacy as amino acids (glycine, taurine, methionine) are substrates for Phase II conjugation pathways.</w:t>
+        <w:t xml:space="preserve">Adipose-tissue aromatase activity is described in published literature as a contributor to peripheral oestrogen production in males; the practitioner may wish to discuss body composition goals in this context.</w:t>
       </w:r>
     </w:p>
     <w:p>
@@ -2778,7 +3061,73 @@
           <w:sz w:val="20"/>
           <w:szCs w:val="20"/>
         </w:rPr>
-        <w:t xml:space="preserve">Supports overall oestrogen and xenobiotic conjugation capacity.</w:t>
+        <w:t xml:space="preserve">Provides a non-supplement lever for the hormone_metabolism axis.</w:t>
+      </w:r>
+    </w:p>
+    <w:p>
+      <w:pPr>
+        <w:spacing w:after="60" w:before="120"/>
+      </w:pPr>
+      <w:r>
+        <w:rPr>
+          <w:rFonts w:ascii="Roboto" w:cs="Roboto" w:eastAsia="Roboto" w:hAnsi="Roboto"/>
+          <w:b/>
+          <w:bCs/>
+          <w:color w:val="535B50"/>
+          <w:sz w:val="22"/>
+          <w:szCs w:val="22"/>
+        </w:rPr>
+        <w:t xml:space="preserve">Alcohol intake</w:t>
+      </w:r>
+    </w:p>
+    <w:p>
+      <w:pPr>
+        <w:spacing w:after="60"/>
+      </w:pPr>
+      <w:r>
+        <w:rPr>
+          <w:rFonts w:ascii="Roboto" w:cs="Roboto" w:eastAsia="Roboto" w:hAnsi="Roboto"/>
+          <w:b/>
+          <w:bCs/>
+          <w:color w:val="535B50"/>
+          <w:sz w:val="20"/>
+          <w:szCs w:val="20"/>
+        </w:rPr>
+        <w:t xml:space="preserve">Consideration: </w:t>
+      </w:r>
+      <w:r>
+        <w:rPr>
+          <w:rFonts w:ascii="Roboto" w:cs="Roboto" w:eastAsia="Roboto" w:hAnsi="Roboto"/>
+          <w:color w:val="000000"/>
+          <w:sz w:val="20"/>
+          <w:szCs w:val="20"/>
+        </w:rPr>
+        <w:t xml:space="preserve">Published literature describes alcohol's effects on hepatic oestrogen clearance and HPA-axis function; the practitioner may wish to assess and discuss intake with the patient.</w:t>
+      </w:r>
+    </w:p>
+    <w:p>
+      <w:pPr>
+        <w:spacing w:after="60"/>
+      </w:pPr>
+      <w:r>
+        <w:rPr>
+          <w:rFonts w:ascii="Roboto" w:cs="Roboto" w:eastAsia="Roboto" w:hAnsi="Roboto"/>
+          <w:b/>
+          <w:bCs/>
+          <w:color w:val="535B50"/>
+          <w:sz w:val="20"/>
+          <w:szCs w:val="20"/>
+        </w:rPr>
+        <w:t xml:space="preserve">Rationale: </w:t>
+      </w:r>
+      <w:r>
+        <w:rPr>
+          <w:rFonts w:ascii="Roboto" w:cs="Roboto" w:eastAsia="Roboto" w:hAnsi="Roboto"/>
+          <w:color w:val="000000"/>
+          <w:sz w:val="20"/>
+          <w:szCs w:val="20"/>
+        </w:rPr>
+        <w:t xml:space="preserve">Relevant to both hormone_metabolism and HPA findings.</w:t>
       </w:r>
     </w:p>
     <w:p>
@@ -2829,7 +3178,7 @@
           <w:sz w:val="22"/>
           <w:szCs w:val="22"/>
         </w:rPr>
-        <w:t xml:space="preserve">The formulation addresses three recognised patterns: (1) HPA-hypocortisolism, (2) 16-OH-dominant oestrogen metabolism with low 2-OH substrate, and (3) preserved-but-substrate-limited COMT methylation. The hormone_metabolism axis receives primary allocation given the panel is principally an oestrogen-metabolism panel; the thyroid_adaptogenic axis receives strong secondary allocation for HPA support; methylation cofactors, magnesium, mitochondrial/adrenal support (CoQ10), antioxidant redox, and vitamin C/D round out the formulation. Foundational ingredients are placed across all activated axes first, then the pod is filled with complementary layer ingredients via cycling in priority order. The Step 3 foundational-pass running total was approximately 470 granules, well below the 1000-granule threshold for catalyst-layer strategy, so the standard layer-pass strategy applies. Per-ingredient doses sit within Library maxima and overall pod loading is targeted at the 630–710 granule fill range.</w:t>
+        <w:t xml:space="preserve">This is a single-class HMP submission (EndoSCAN) in a 53-year-old male. The recognised patterns are HPA-hypocortisolism, 16-OH-dominant oestrogen Phase I, substrate-limited Phase II methylation, a strong cardiometabolic symptom load and an autonomic-arousal overlay. The pod is constructed around hormone_metabolism as a primary axis (biomarker-supported), thyroid_adaptogenic as a primary axis (biomarker-supported via low cortisol), antioxidant_redox and b_vitamins_methylation as secondary axes supporting Phase II oestrogen clearance and COMT substrate flux, minerals as a secondary axis (Mg as COMT cofactor + adrenal support, Zn as androgen-axis cofactor), mitochondrial_cardiovascular as a secondary axis (CoQ10 for HPA + cardiometabolic dual relevance), blood_glucose_insulin as a supportive axis (berberine, addressing the strong cardiometabolic symptom load), and vitamin_d_c_neurotransmitter as a supportive axis (vitamin C for adrenal cofactor support). Stimulating adaptogens (Panax ginseng, rhodiola at higher doses) are flagged for practitioner caution given the autonomic-arousal symptoms. The pod is filled across 18 ingredients to the upper bound below 700 granules.</w:t>
       </w:r>
     </w:p>
     <w:p>
@@ -2870,7 +3219,7 @@
           <w:sz w:val="20"/>
           <w:szCs w:val="20"/>
         </w:rPr>
-        <w:t xml:space="preserve">DIM (W140019000) at 100 mg as the foundational hormone_metabolism agent for shifting Phase I oestrogen hydroxylation toward 2-OH pathway — directly addresses low 2-OH Estrone and low 2:16 ratio.</w:t>
+        <w:t xml:space="preserve">Ashwagandha (hormone_metabolism axis foundational adaptogen; HPA-hypocortisolism stack anchor; appropriate for both adrenal and androgen-axis findings per published frameworks)</w:t>
       </w:r>
     </w:p>
     <w:p>
@@ -2895,7 +3244,7 @@
           <w:sz w:val="20"/>
           <w:szCs w:val="20"/>
         </w:rPr>
-        <w:t xml:space="preserve">Calcium D-glucarate (W040012000) at 500 mg for glucuronidation support and beta-glucuronidase inhibition — supports Phase II clearance of conjugated oestrogens, addressing low oestrogen quotient.</w:t>
+        <w:t xml:space="preserve">Rhodiola (HPA support; included at conservative dose given autonomic-arousal symptoms)</w:t>
       </w:r>
     </w:p>
     <w:p>
@@ -2920,7 +3269,7 @@
           <w:sz w:val="20"/>
           <w:szCs w:val="20"/>
         </w:rPr>
-        <w:t xml:space="preserve">Milk thistle / silymarin (W010013000) at 150 mg for Nrf2-mediated Phase II hepatic conjugation support.</w:t>
+        <w:t xml:space="preserve">American ginseng (HPA support without the stronger stimulant profile of Panax ginseng; conservative inclusion)</w:t>
       </w:r>
     </w:p>
     <w:p>
@@ -2945,7 +3294,7 @@
           <w:sz w:val="20"/>
           <w:szCs w:val="20"/>
         </w:rPr>
-        <w:t xml:space="preserve">Resveratrol (W010019000) at 150 mg for mild aromatase modulation and 2-OH pathway support; chosen because the patient is male with mid-range testosterone and patterns suggest oestrogen metabolism balance is the focus rather than androgen modulation.</w:t>
+        <w:t xml:space="preserve">DIM (Phase I oestrogen pathway-shifting candidate for the 16-OH-dominant pattern)</w:t>
       </w:r>
     </w:p>
     <w:p>
@@ -2970,7 +3319,7 @@
           <w:sz w:val="20"/>
           <w:szCs w:val="20"/>
         </w:rPr>
-        <w:t xml:space="preserve">Ashwagandha (W010003000) at 300 mg as the foundational adaptogen for HPA-hypocortisolism pattern — supports HPA resilience.</w:t>
+        <w:t xml:space="preserve">Calcium D-glucarate (Phase II oestrogen clearance via beta-glucuronidase inhibition per published frameworks)</w:t>
       </w:r>
     </w:p>
     <w:p>
@@ -2995,7 +3344,7 @@
           <w:sz w:val="20"/>
           <w:szCs w:val="20"/>
         </w:rPr>
-        <w:t xml:space="preserve">Rhodiola (W010020000) at 200 mg as a complementary HPA adaptogen.</w:t>
+        <w:t xml:space="preserve">Resveratrol (hormone_metabolism axis adjunct with aromatase modulation literature)</w:t>
       </w:r>
     </w:p>
     <w:p>
@@ -3020,7 +3369,7 @@
           <w:sz w:val="20"/>
           <w:szCs w:val="20"/>
         </w:rPr>
-        <w:t xml:space="preserve">American ginseng (W010001000) at 200 mg as additional HPA support given the low cortisol pattern.</w:t>
+        <w:t xml:space="preserve">Milk thistle (hepatic Phase II support including Nrf2-mediated glutathione conjugation)</w:t>
       </w:r>
     </w:p>
     <w:p>
@@ -3045,7 +3394,7 @@
           <w:sz w:val="20"/>
           <w:szCs w:val="20"/>
         </w:rPr>
-        <w:t xml:space="preserve">Coenzyme Q10 (W030021000) at 100 mg for mitochondrial/adrenal energetics in the context of HPA-hypocortisolism.</w:t>
+        <w:t xml:space="preserve">NAC (antioxidant/redox axis; supports glutathione conjugation of oestrogen quinones)</w:t>
       </w:r>
     </w:p>
     <w:p>
@@ -3070,7 +3419,7 @@
           <w:sz w:val="20"/>
           <w:szCs w:val="20"/>
         </w:rPr>
-        <w:t xml:space="preserve">Methylcobalamin B12 (W030008000) at 500 mcg, Calcium folinate (W030027000) at 547 mcg (capped at TGA maximum of 500 mcg folinic acid), P5P/B6 (W030012000) at 15.68 mg, Riboflavin B2 (W030011000) at 20 mg — methylation cofactor stack supporting COMT and overall methylation cycle.</w:t>
+        <w:t xml:space="preserve">Quercetin (antioxidant; modulates CYP1B1 per published literature; complements Phase I rebalancing)</w:t>
       </w:r>
     </w:p>
     <w:p>
@@ -3095,7 +3444,7 @@
           <w:sz w:val="20"/>
           <w:szCs w:val="20"/>
         </w:rPr>
-        <w:t xml:space="preserve">Pantothenic acid B5 (W030004000) at 218.4 mg as specific adrenal cofactor (CoA precursor) for HPA support.</w:t>
+        <w:t xml:space="preserve">Methylcobalamin (b_vitamins_methylation; methyl-donor support for COMT substrate)</w:t>
       </w:r>
     </w:p>
     <w:p>
@@ -3120,7 +3469,7 @@
           <w:sz w:val="20"/>
           <w:szCs w:val="20"/>
         </w:rPr>
-        <w:t xml:space="preserve">Nicotinamide B3 (W030003000) at 50 mg for general energy/redox support.</w:t>
+        <w:t xml:space="preserve">Calcium folinate (b_vitamins_methylation; methyl-donor support)</w:t>
       </w:r>
     </w:p>
     <w:p>
@@ -3145,7 +3494,7 @@
           <w:sz w:val="20"/>
           <w:szCs w:val="20"/>
         </w:rPr>
-        <w:t xml:space="preserve">Magnesium glycinate (W040002000) at 119.7 mg elemental (1023.5 mg salt) — COMT cofactor and HPA support; dose-reduced from 300 mg elemental clinical target to fit the pod budget.</w:t>
+        <w:t xml:space="preserve">Pyridoxal-5-phosphate / P5P (cofactor for transsulfuration and broad methylation/neurotransmitter support; B5 alternative not used due to choosing P5P)</w:t>
       </w:r>
     </w:p>
     <w:p>
@@ -3170,7 +3519,7 @@
           <w:sz w:val="20"/>
           <w:szCs w:val="20"/>
         </w:rPr>
-        <w:t xml:space="preserve">Zinc citrate (W040008000) at 24.92 mg elemental — moderate dose for aromatase modulation, immune and steroidogenic support; deliberately moderate rather than maximum given testosterone is mid-range.</w:t>
+        <w:t xml:space="preserve">Pantothenic acid / B5 (classical adrenal cofactor per published frameworks for HPA-hypocortisolism)</w:t>
       </w:r>
     </w:p>
     <w:p>
@@ -3195,7 +3544,7 @@
           <w:sz w:val="20"/>
           <w:szCs w:val="20"/>
         </w:rPr>
-        <w:t xml:space="preserve">NAC (W140010000) at 500 mg as antioxidant/quinone-quenching agent and glutathione precursor.</w:t>
+        <w:t xml:space="preserve">Magnesium glycinate (COMT cofactor and broad relaxation/HPA support)</w:t>
       </w:r>
     </w:p>
     <w:p>
@@ -3220,7 +3569,7 @@
           <w:sz w:val="20"/>
           <w:szCs w:val="20"/>
         </w:rPr>
-        <w:t xml:space="preserve">Quercetin (W010031000) at 227.2 mg (250 mg salt) for antioxidant and oestrogen-metabolism support.</w:t>
+        <w:t xml:space="preserve">Zinc citrate (hormone_metabolism axis cofactor; conservative dose given mixed androgen picture)</w:t>
       </w:r>
     </w:p>
     <w:p>
@@ -3245,7 +3594,7 @@
           <w:sz w:val="20"/>
           <w:szCs w:val="20"/>
         </w:rPr>
-        <w:t xml:space="preserve">Vitamin C (W030001000) at 500 mg as adrenal cofactor and antioxidant.</w:t>
+        <w:t xml:space="preserve">Coenzyme Q10 (mitochondrial-cardiovascular axis; relevant for both HPA-hypocortisolism and cardiometabolic symptom load)</w:t>
       </w:r>
     </w:p>
     <w:p>
@@ -3270,7 +3619,32 @@
           <w:sz w:val="20"/>
           <w:szCs w:val="20"/>
         </w:rPr>
-        <w:t xml:space="preserve">Vitamin D3 (W030005000) at 25 mcg (1000 IU) for general endocrine support at Library maximum daily dose.</w:t>
+        <w:t xml:space="preserve">Berberine (blood_glucose_insulin axis; addresses the activated Metabolic Syndrome symptom category)</w:t>
+      </w:r>
+    </w:p>
+    <w:p>
+      <w:pPr>
+        <w:spacing w:after="60"/>
+      </w:pPr>
+      <w:r>
+        <w:rPr>
+          <w:rFonts w:ascii="Roboto" w:cs="Roboto" w:eastAsia="Roboto" w:hAnsi="Roboto"/>
+          <w:b/>
+          <w:bCs/>
+          <w:color w:val="C3AF88"/>
+          <w:sz w:val="22"/>
+          <w:szCs w:val="22"/>
+        </w:rPr>
+        <w:t xml:space="preserve">• </w:t>
+      </w:r>
+      <w:r>
+        <w:rPr>
+          <w:rFonts w:ascii="Roboto" w:cs="Roboto" w:eastAsia="Roboto" w:hAnsi="Roboto"/>
+          <w:color w:val="000000"/>
+          <w:sz w:val="20"/>
+          <w:szCs w:val="20"/>
+        </w:rPr>
+        <w:t xml:space="preserve">Vitamin C (vitamin_d_c_neurotransmitter axis; adrenal cofactor for HPA support per published frameworks)</w:t>
       </w:r>
     </w:p>
     <w:p>
@@ -3311,7 +3685,7 @@
           <w:sz w:val="20"/>
           <w:szCs w:val="20"/>
         </w:rPr>
-        <w:t xml:space="preserve">Saw palmetto (W010043000) — Testosterone is mid-range and androgen-excess pattern is not activated on this panel; 5-alpha-reductase suppression is not indicated.</w:t>
+        <w:t xml:space="preserve">Licorice / Glycyrrhiza (any form including DGL and standardised licorice) — Binding exclusion applied. The symptom matrix shows MODERATE 'high blood pressure' and the cardiovascular/metabolic syndrome category scores 36.67%. Glycyrrhizinic acid inhibits 11β-HSD2 and can elevate blood pressure via cortisol-mediated mineralocorticoid effect — excluded despite the low cortisol biomarker because the BP symptom risk is the binding concern, not the cortisol context.</w:t>
       </w:r>
     </w:p>
     <w:p>
@@ -3336,7 +3710,7 @@
           <w:sz w:val="20"/>
           <w:szCs w:val="20"/>
         </w:rPr>
-        <w:t xml:space="preserve">High-dose iodine (&gt;150 mcg) — Conservative binding-exclusion principle in the absence of thyroid antibody data on this panel; not indicated by HMP findings.</w:t>
+        <w:t xml:space="preserve">Saw palmetto — Considered but deprioritised. Although the High Androgens symptom category is ≥25%, the urinary testosterone is within range and the Low Androgens category is also activated — the androgen picture is mixed and saw palmetto's 5-alpha-reductase action is not clearly indicated. Practitioner may add separately if clinical context supports.</w:t>
       </w:r>
     </w:p>
     <w:p>
@@ -3361,7 +3735,7 @@
           <w:sz w:val="20"/>
           <w:szCs w:val="20"/>
         </w:rPr>
-        <w:t xml:space="preserve">Selenium — Not indicated by panel findings; no thyroid driver activated. Excluded by deprioritisation rather than binding exclusion.</w:t>
+        <w:t xml:space="preserve">Vitex / Chaste tree — Not appropriate for a male patient (no LH-mediated progesterone signalling context to support).</w:t>
       </w:r>
     </w:p>
     <w:p>
@@ -3386,7 +3760,7 @@
           <w:sz w:val="20"/>
           <w:szCs w:val="20"/>
         </w:rPr>
-        <w:t xml:space="preserve">Iron — Not indicated by panel findings; no iron-deficiency or iron-overload pattern activated.</w:t>
+        <w:t xml:space="preserve">High-dose Panax ginseng — Deprioritised in favour of American ginseng given the autonomic-arousal symptom overlay (palpitations, nervousness, rapid heartbeat). Practitioner may consider Panax ginseng separately if tolerated.</w:t>
       </w:r>
     </w:p>
     <w:p>
@@ -3411,7 +3785,7 @@
           <w:sz w:val="20"/>
           <w:szCs w:val="20"/>
         </w:rPr>
-        <w:t xml:space="preserve">Copper — Not indicated by panel findings; no Cu/Zn imbalance pattern available from this panel.</w:t>
+        <w:t xml:space="preserve">High-dose iodine — Binding-exclusion-style caution applied: Hypometabolism symptom category 29.17% activates thyroid concern but thyroid antibody status is not measured on this panel. Iodine has not been included in the pod; the practitioner may consider conservative iodine (≤150 mcg) independently after antibody status is established.</w:t>
       </w:r>
     </w:p>
     <w:p>
@@ -3436,7 +3810,7 @@
           <w:sz w:val="20"/>
           <w:szCs w:val="20"/>
         </w:rPr>
-        <w:t xml:space="preserve">5-HTP — No serotonergic driver on this panel; serotonin-syndrome risk principle applies as a general caution given medications were not provided.</w:t>
+        <w:t xml:space="preserve">Selenium — Red-cell selenium not measured on this panel. Not included by default given the precision-formulation principle that selenium is reserved for cases with biomarker evidence supporting it; practitioner may consider separately with appropriate testing.</w:t>
       </w:r>
     </w:p>
     <w:p>
@@ -3461,7 +3835,7 @@
           <w:sz w:val="20"/>
           <w:szCs w:val="20"/>
         </w:rPr>
-        <w:t xml:space="preserve">Berberine — Glucose / cardiometabolic axis is not activated by this panel.</w:t>
+        <w:t xml:space="preserve">Iron — No iron-deficiency context; ferritin/transferrin saturation not measured on this panel; not indicated.</w:t>
       </w:r>
     </w:p>
     <w:p>
@@ -3486,7 +3860,32 @@
           <w:sz w:val="20"/>
           <w:szCs w:val="20"/>
         </w:rPr>
-        <w:t xml:space="preserve">Vitex / Chaste tree — Patient is male; not indicated.</w:t>
+        <w:t xml:space="preserve">Copper — No Cu:Zn data on this panel; not indicated by default and conservative omission is appropriate.</w:t>
+      </w:r>
+    </w:p>
+    <w:p>
+      <w:pPr>
+        <w:spacing w:after="60"/>
+      </w:pPr>
+      <w:r>
+        <w:rPr>
+          <w:rFonts w:ascii="Roboto" w:cs="Roboto" w:eastAsia="Roboto" w:hAnsi="Roboto"/>
+          <w:b/>
+          <w:bCs/>
+          <w:color w:val="C3AF88"/>
+          <w:sz w:val="22"/>
+          <w:szCs w:val="22"/>
+        </w:rPr>
+        <w:t xml:space="preserve">• </w:t>
+      </w:r>
+      <w:r>
+        <w:rPr>
+          <w:rFonts w:ascii="Roboto" w:cs="Roboto" w:eastAsia="Roboto" w:hAnsi="Roboto"/>
+          <w:color w:val="000000"/>
+          <w:sz w:val="20"/>
+          <w:szCs w:val="20"/>
+        </w:rPr>
+        <w:t xml:space="preserve">5-HTP — Not included given absence of medication context in clinical notes — the standard serotonergic-medication contraindication check cannot be cleared. Practitioner may add separately if medication context allows.</w:t>
       </w:r>
     </w:p>
     <w:p>
@@ -3553,7 +3952,7 @@
           <w:sz w:val="22"/>
           <w:szCs w:val="22"/>
         </w:rPr>
-        <w:t xml:space="preserve">6 contraindication or interaction consideration(s) raised for practitioner review.</w:t>
+        <w:t xml:space="preserve">10 contraindication or interaction consideration(s) raised for practitioner review.</w:t>
       </w:r>
     </w:p>
     <w:tbl>
@@ -3760,7 +4159,7 @@
                 <w:sz w:val="20"/>
                 <w:szCs w:val="20"/>
               </w:rPr>
-              <w:t xml:space="preserve">No medication context provided</w:t>
+              <w:t xml:space="preserve">Medication list not provided in submission</w:t>
             </w:r>
           </w:p>
         </w:tc>
@@ -3790,7 +4189,7 @@
                 <w:sz w:val="20"/>
                 <w:szCs w:val="20"/>
               </w:rPr>
-              <w:t xml:space="preserve">Practitioner's clinical notes did not list current medications. Standard contraindication checks are therefore based on the formulation alone. The practitioner may wish to confirm absence of: anticoagulants (relevant to resveratrol and CoQ10 per TGA warnings), thyroid medications (relevant to ashwagandha caution), immunosuppressants (relevant to adaptogens), glucose-lowering agents (relevant to American ginseng), antihypertensives (relevant to American ginseng), and CYP3A4/2D6 substrates.</w:t>
+              <w:t xml:space="preserve">The submission did not list current medications. Standard contraindication checks (5-HTP/serotonergic medications, berberine/glucose-lowering medications, berberine/CYP3A4 and CYP2D6 substrates, magnesium/antibiotics + bisphosphonates, vitamin K/anticoagulants, curcumin/anticoagulants, NAC long-term/trace minerals) are based on the formulation alone. The practitioner should clear the proposed formulation against the patient's actual medication list before dispensing.</w:t>
             </w:r>
           </w:p>
         </w:tc>
@@ -3820,7 +4219,7 @@
                 <w:sz w:val="20"/>
                 <w:szCs w:val="20"/>
               </w:rPr>
-              <w:t xml:space="preserve">—</w:t>
+              <w:t xml:space="preserve">Berberine HCL (Indian Barberry), Magnesium glycinate, Coenzyme Q10, Resveratrol, N-acetyl cysteine (NAC)</w:t>
             </w:r>
           </w:p>
         </w:tc>
@@ -3882,7 +4281,7 @@
                 <w:sz w:val="20"/>
                 <w:szCs w:val="20"/>
               </w:rPr>
-              <w:t xml:space="preserve">Resveratrol — warfarin interaction risk</w:t>
+              <w:t xml:space="preserve">Berberine — glucose-lowering medication interaction</w:t>
             </w:r>
           </w:p>
         </w:tc>
@@ -3912,7 +4311,7 @@
                 <w:sz w:val="20"/>
                 <w:szCs w:val="20"/>
               </w:rPr>
-              <w:t xml:space="preserve">TGA-required label warning notes resveratrol may affect anticoagulants including warfarin. Confirm patient is not on anticoagulants before recommending.</w:t>
+              <w:t xml:space="preserve">If the patient is on glucose-lowering pharmaceuticals, berberine may have additive effects per published pharmacology. Practitioner to confirm no contraindicating medications before dispensing.</w:t>
             </w:r>
           </w:p>
         </w:tc>
@@ -3942,7 +4341,7 @@
                 <w:sz w:val="20"/>
                 <w:szCs w:val="20"/>
               </w:rPr>
-              <w:t xml:space="preserve">Resveratrol</w:t>
+              <w:t xml:space="preserve">Berberine HCL (Indian Barberry)</w:t>
             </w:r>
           </w:p>
         </w:tc>
@@ -4004,7 +4403,7 @@
                 <w:sz w:val="20"/>
                 <w:szCs w:val="20"/>
               </w:rPr>
-              <w:t xml:space="preserve">CoQ10 — warfarin interaction risk</w:t>
+              <w:t xml:space="preserve">Berberine — CYP3A4/CYP2D6 substrate interaction</w:t>
             </w:r>
           </w:p>
         </w:tc>
@@ -4034,7 +4433,129 @@
                 <w:sz w:val="20"/>
                 <w:szCs w:val="20"/>
               </w:rPr>
-              <w:t xml:space="preserve">TGA-required label warning notes caution with warfarin therapy. Confirm patient is not on anticoagulants before recommending.</w:t>
+              <w:t xml:space="preserve">Berberine has documented pharmacokinetic interaction potential with CYP3A4 and CYP2D6 substrates per published literature. Practitioner to assess.</w:t>
+            </w:r>
+          </w:p>
+        </w:tc>
+        <w:tc>
+          <w:tcPr>
+            <w:tcW w:type="dxa" w:w="1624"/>
+            <w:tcBorders>
+              <w:top w:val="single" w:color="CCCCCC" w:sz="4"/>
+              <w:left w:val="single" w:color="CCCCCC" w:sz="4"/>
+              <w:bottom w:val="single" w:color="CCCCCC" w:sz="4"/>
+              <w:right w:val="single" w:color="CCCCCC" w:sz="4"/>
+            </w:tcBorders>
+            <w:tcMar>
+              <w:top w:type="dxa" w:w="100"/>
+              <w:left w:type="dxa" w:w="140"/>
+              <w:bottom w:type="dxa" w:w="100"/>
+              <w:right w:type="dxa" w:w="140"/>
+            </w:tcMar>
+          </w:tcPr>
+          <w:p>
+            <w:r>
+              <w:rPr>
+                <w:rFonts w:ascii="Roboto" w:cs="Roboto" w:eastAsia="Roboto" w:hAnsi="Roboto"/>
+                <w:b w:val="false"/>
+                <w:bCs w:val="false"/>
+                <w:color w:val="000000"/>
+                <w:sz w:val="20"/>
+                <w:szCs w:val="20"/>
+              </w:rPr>
+              <w:t xml:space="preserve">Berberine HCL (Indian Barberry)</w:t>
+            </w:r>
+          </w:p>
+        </w:tc>
+      </w:tr>
+      <w:tr>
+        <w:tc>
+          <w:tcPr>
+            <w:tcW w:type="dxa" w:w="1263"/>
+            <w:tcBorders>
+              <w:top w:val="single" w:color="CCCCCC" w:sz="4"/>
+              <w:left w:val="single" w:color="CCCCCC" w:sz="4"/>
+              <w:bottom w:val="single" w:color="CCCCCC" w:sz="4"/>
+              <w:right w:val="single" w:color="CCCCCC" w:sz="4"/>
+            </w:tcBorders>
+            <w:tcMar>
+              <w:top w:type="dxa" w:w="100"/>
+              <w:left w:type="dxa" w:w="140"/>
+              <w:bottom w:type="dxa" w:w="100"/>
+              <w:right w:type="dxa" w:w="140"/>
+            </w:tcMar>
+          </w:tcPr>
+          <w:p>
+            <w:r>
+              <w:rPr>
+                <w:rFonts w:ascii="Roboto" w:cs="Roboto" w:eastAsia="Roboto" w:hAnsi="Roboto"/>
+                <w:b/>
+                <w:bCs/>
+                <w:color w:val="C3AF88"/>
+                <w:sz w:val="20"/>
+                <w:szCs w:val="20"/>
+              </w:rPr>
+              <w:t xml:space="preserve">moderate</w:t>
+            </w:r>
+          </w:p>
+        </w:tc>
+        <w:tc>
+          <w:tcPr>
+            <w:tcW w:type="dxa" w:w="1985"/>
+            <w:tcBorders>
+              <w:top w:val="single" w:color="CCCCCC" w:sz="4"/>
+              <w:left w:val="single" w:color="CCCCCC" w:sz="4"/>
+              <w:bottom w:val="single" w:color="CCCCCC" w:sz="4"/>
+              <w:right w:val="single" w:color="CCCCCC" w:sz="4"/>
+            </w:tcBorders>
+            <w:tcMar>
+              <w:top w:type="dxa" w:w="100"/>
+              <w:left w:type="dxa" w:w="140"/>
+              <w:bottom w:type="dxa" w:w="100"/>
+              <w:right w:type="dxa" w:w="140"/>
+            </w:tcMar>
+          </w:tcPr>
+          <w:p>
+            <w:r>
+              <w:rPr>
+                <w:rFonts w:ascii="Roboto" w:cs="Roboto" w:eastAsia="Roboto" w:hAnsi="Roboto"/>
+                <w:b w:val="false"/>
+                <w:bCs w:val="false"/>
+                <w:color w:val="000000"/>
+                <w:sz w:val="20"/>
+                <w:szCs w:val="20"/>
+              </w:rPr>
+              <w:t xml:space="preserve">CoQ10 — warfarin</w:t>
+            </w:r>
+          </w:p>
+        </w:tc>
+        <w:tc>
+          <w:tcPr>
+            <w:tcW w:type="dxa" w:w="4151"/>
+            <w:tcBorders>
+              <w:top w:val="single" w:color="CCCCCC" w:sz="4"/>
+              <w:left w:val="single" w:color="CCCCCC" w:sz="4"/>
+              <w:bottom w:val="single" w:color="CCCCCC" w:sz="4"/>
+              <w:right w:val="single" w:color="CCCCCC" w:sz="4"/>
+            </w:tcBorders>
+            <w:tcMar>
+              <w:top w:type="dxa" w:w="100"/>
+              <w:left w:type="dxa" w:w="140"/>
+              <w:bottom w:type="dxa" w:w="100"/>
+              <w:right w:type="dxa" w:w="140"/>
+            </w:tcMar>
+          </w:tcPr>
+          <w:p>
+            <w:r>
+              <w:rPr>
+                <w:rFonts w:ascii="Roboto" w:cs="Roboto" w:eastAsia="Roboto" w:hAnsi="Roboto"/>
+                <w:b w:val="false"/>
+                <w:bCs w:val="false"/>
+                <w:color w:val="000000"/>
+                <w:sz w:val="20"/>
+                <w:szCs w:val="20"/>
+              </w:rPr>
+              <w:t xml:space="preserve">TGA-listed warning per Library entry: 'Do not take while on warfarin therapy without medical advice.' Practitioner to confirm warfarin status before dispensing.</w:t>
             </w:r>
           </w:p>
         </w:tc>
@@ -4065,6 +4586,128 @@
                 <w:szCs w:val="20"/>
               </w:rPr>
               <w:t xml:space="preserve">Coenzyme Q10</w:t>
+            </w:r>
+          </w:p>
+        </w:tc>
+      </w:tr>
+      <w:tr>
+        <w:tc>
+          <w:tcPr>
+            <w:tcW w:type="dxa" w:w="1263"/>
+            <w:tcBorders>
+              <w:top w:val="single" w:color="CCCCCC" w:sz="4"/>
+              <w:left w:val="single" w:color="CCCCCC" w:sz="4"/>
+              <w:bottom w:val="single" w:color="CCCCCC" w:sz="4"/>
+              <w:right w:val="single" w:color="CCCCCC" w:sz="4"/>
+            </w:tcBorders>
+            <w:tcMar>
+              <w:top w:type="dxa" w:w="100"/>
+              <w:left w:type="dxa" w:w="140"/>
+              <w:bottom w:type="dxa" w:w="100"/>
+              <w:right w:type="dxa" w:w="140"/>
+            </w:tcMar>
+          </w:tcPr>
+          <w:p>
+            <w:r>
+              <w:rPr>
+                <w:rFonts w:ascii="Roboto" w:cs="Roboto" w:eastAsia="Roboto" w:hAnsi="Roboto"/>
+                <w:b/>
+                <w:bCs/>
+                <w:color w:val="C3AF88"/>
+                <w:sz w:val="20"/>
+                <w:szCs w:val="20"/>
+              </w:rPr>
+              <w:t xml:space="preserve">moderate</w:t>
+            </w:r>
+          </w:p>
+        </w:tc>
+        <w:tc>
+          <w:tcPr>
+            <w:tcW w:type="dxa" w:w="1985"/>
+            <w:tcBorders>
+              <w:top w:val="single" w:color="CCCCCC" w:sz="4"/>
+              <w:left w:val="single" w:color="CCCCCC" w:sz="4"/>
+              <w:bottom w:val="single" w:color="CCCCCC" w:sz="4"/>
+              <w:right w:val="single" w:color="CCCCCC" w:sz="4"/>
+            </w:tcBorders>
+            <w:tcMar>
+              <w:top w:type="dxa" w:w="100"/>
+              <w:left w:type="dxa" w:w="140"/>
+              <w:bottom w:type="dxa" w:w="100"/>
+              <w:right w:type="dxa" w:w="140"/>
+            </w:tcMar>
+          </w:tcPr>
+          <w:p>
+            <w:r>
+              <w:rPr>
+                <w:rFonts w:ascii="Roboto" w:cs="Roboto" w:eastAsia="Roboto" w:hAnsi="Roboto"/>
+                <w:b w:val="false"/>
+                <w:bCs w:val="false"/>
+                <w:color w:val="000000"/>
+                <w:sz w:val="20"/>
+                <w:szCs w:val="20"/>
+              </w:rPr>
+              <w:t xml:space="preserve">Resveratrol — anticoagulants</w:t>
+            </w:r>
+          </w:p>
+        </w:tc>
+        <w:tc>
+          <w:tcPr>
+            <w:tcW w:type="dxa" w:w="4151"/>
+            <w:tcBorders>
+              <w:top w:val="single" w:color="CCCCCC" w:sz="4"/>
+              <w:left w:val="single" w:color="CCCCCC" w:sz="4"/>
+              <w:bottom w:val="single" w:color="CCCCCC" w:sz="4"/>
+              <w:right w:val="single" w:color="CCCCCC" w:sz="4"/>
+            </w:tcBorders>
+            <w:tcMar>
+              <w:top w:type="dxa" w:w="100"/>
+              <w:left w:type="dxa" w:w="140"/>
+              <w:bottom w:type="dxa" w:w="100"/>
+              <w:right w:type="dxa" w:w="140"/>
+            </w:tcMar>
+          </w:tcPr>
+          <w:p>
+            <w:r>
+              <w:rPr>
+                <w:rFonts w:ascii="Roboto" w:cs="Roboto" w:eastAsia="Roboto" w:hAnsi="Roboto"/>
+                <w:b w:val="false"/>
+                <w:bCs w:val="false"/>
+                <w:color w:val="000000"/>
+                <w:sz w:val="20"/>
+                <w:szCs w:val="20"/>
+              </w:rPr>
+              <w:t xml:space="preserve">TGA-listed warning per Library entry: 'Resveratrol may affect the way some medicines work, including Warfarin.' Practitioner to confirm anticoagulant status.</w:t>
+            </w:r>
+          </w:p>
+        </w:tc>
+        <w:tc>
+          <w:tcPr>
+            <w:tcW w:type="dxa" w:w="1624"/>
+            <w:tcBorders>
+              <w:top w:val="single" w:color="CCCCCC" w:sz="4"/>
+              <w:left w:val="single" w:color="CCCCCC" w:sz="4"/>
+              <w:bottom w:val="single" w:color="CCCCCC" w:sz="4"/>
+              <w:right w:val="single" w:color="CCCCCC" w:sz="4"/>
+            </w:tcBorders>
+            <w:tcMar>
+              <w:top w:type="dxa" w:w="100"/>
+              <w:left w:type="dxa" w:w="140"/>
+              <w:bottom w:type="dxa" w:w="100"/>
+              <w:right w:type="dxa" w:w="140"/>
+            </w:tcMar>
+          </w:tcPr>
+          <w:p>
+            <w:r>
+              <w:rPr>
+                <w:rFonts w:ascii="Roboto" w:cs="Roboto" w:eastAsia="Roboto" w:hAnsi="Roboto"/>
+                <w:b w:val="false"/>
+                <w:bCs w:val="false"/>
+                <w:color w:val="000000"/>
+                <w:sz w:val="20"/>
+                <w:szCs w:val="20"/>
+              </w:rPr>
+              <w:t xml:space="preserve">Resveratrol</w:t>
             </w:r>
           </w:p>
         </w:tc>
@@ -4126,7 +4769,7 @@
                 <w:sz w:val="20"/>
                 <w:szCs w:val="20"/>
               </w:rPr>
-              <w:t xml:space="preserve">Vitamin B6 peripheral neuropathy</w:t>
+              <w:t xml:space="preserve">Zinc — long-term copper ratio</w:t>
             </w:r>
           </w:p>
         </w:tc>
@@ -4156,129 +4799,7 @@
                 <w:sz w:val="20"/>
                 <w:szCs w:val="20"/>
               </w:rPr>
-              <w:t xml:space="preserve">TGA-required label warning advises monitoring for tingling, burning, or numbness with vitamin B6 use. Dose in this formulation is conservative (10 mg pyridoxine equivalent) and well below regulatory thresholds, but the practitioner may wish to monitor on follow-up.</w:t>
-            </w:r>
-          </w:p>
-        </w:tc>
-        <w:tc>
-          <w:tcPr>
-            <w:tcW w:type="dxa" w:w="1624"/>
-            <w:tcBorders>
-              <w:top w:val="single" w:color="CCCCCC" w:sz="4"/>
-              <w:left w:val="single" w:color="CCCCCC" w:sz="4"/>
-              <w:bottom w:val="single" w:color="CCCCCC" w:sz="4"/>
-              <w:right w:val="single" w:color="CCCCCC" w:sz="4"/>
-            </w:tcBorders>
-            <w:tcMar>
-              <w:top w:type="dxa" w:w="100"/>
-              <w:left w:type="dxa" w:w="140"/>
-              <w:bottom w:type="dxa" w:w="100"/>
-              <w:right w:type="dxa" w:w="140"/>
-            </w:tcMar>
-          </w:tcPr>
-          <w:p>
-            <w:r>
-              <w:rPr>
-                <w:rFonts w:ascii="Roboto" w:cs="Roboto" w:eastAsia="Roboto" w:hAnsi="Roboto"/>
-                <w:b w:val="false"/>
-                <w:bCs w:val="false"/>
-                <w:color w:val="000000"/>
-                <w:sz w:val="20"/>
-                <w:szCs w:val="20"/>
-              </w:rPr>
-              <w:t xml:space="preserve">Vitamin B6 (P5P)</w:t>
-            </w:r>
-          </w:p>
-        </w:tc>
-      </w:tr>
-      <w:tr>
-        <w:tc>
-          <w:tcPr>
-            <w:tcW w:type="dxa" w:w="1263"/>
-            <w:tcBorders>
-              <w:top w:val="single" w:color="CCCCCC" w:sz="4"/>
-              <w:left w:val="single" w:color="CCCCCC" w:sz="4"/>
-              <w:bottom w:val="single" w:color="CCCCCC" w:sz="4"/>
-              <w:right w:val="single" w:color="CCCCCC" w:sz="4"/>
-            </w:tcBorders>
-            <w:tcMar>
-              <w:top w:type="dxa" w:w="100"/>
-              <w:left w:type="dxa" w:w="140"/>
-              <w:bottom w:type="dxa" w:w="100"/>
-              <w:right w:type="dxa" w:w="140"/>
-            </w:tcMar>
-          </w:tcPr>
-          <w:p>
-            <w:r>
-              <w:rPr>
-                <w:rFonts w:ascii="Roboto" w:cs="Roboto" w:eastAsia="Roboto" w:hAnsi="Roboto"/>
-                <w:b/>
-                <w:bCs/>
-                <w:color w:val="666666"/>
-                <w:sz w:val="20"/>
-                <w:szCs w:val="20"/>
-              </w:rPr>
-              <w:t xml:space="preserve">monitor</w:t>
-            </w:r>
-          </w:p>
-        </w:tc>
-        <w:tc>
-          <w:tcPr>
-            <w:tcW w:type="dxa" w:w="1985"/>
-            <w:tcBorders>
-              <w:top w:val="single" w:color="CCCCCC" w:sz="4"/>
-              <w:left w:val="single" w:color="CCCCCC" w:sz="4"/>
-              <w:bottom w:val="single" w:color="CCCCCC" w:sz="4"/>
-              <w:right w:val="single" w:color="CCCCCC" w:sz="4"/>
-            </w:tcBorders>
-            <w:tcMar>
-              <w:top w:type="dxa" w:w="100"/>
-              <w:left w:type="dxa" w:w="140"/>
-              <w:bottom w:type="dxa" w:w="100"/>
-              <w:right w:type="dxa" w:w="140"/>
-            </w:tcMar>
-          </w:tcPr>
-          <w:p>
-            <w:r>
-              <w:rPr>
-                <w:rFonts w:ascii="Roboto" w:cs="Roboto" w:eastAsia="Roboto" w:hAnsi="Roboto"/>
-                <w:b w:val="false"/>
-                <w:bCs w:val="false"/>
-                <w:color w:val="000000"/>
-                <w:sz w:val="20"/>
-                <w:szCs w:val="20"/>
-              </w:rPr>
-              <w:t xml:space="preserve">Long-term zinc and copper status</w:t>
-            </w:r>
-          </w:p>
-        </w:tc>
-        <w:tc>
-          <w:tcPr>
-            <w:tcW w:type="dxa" w:w="4151"/>
-            <w:tcBorders>
-              <w:top w:val="single" w:color="CCCCCC" w:sz="4"/>
-              <w:left w:val="single" w:color="CCCCCC" w:sz="4"/>
-              <w:bottom w:val="single" w:color="CCCCCC" w:sz="4"/>
-              <w:right w:val="single" w:color="CCCCCC" w:sz="4"/>
-            </w:tcBorders>
-            <w:tcMar>
-              <w:top w:type="dxa" w:w="100"/>
-              <w:left w:type="dxa" w:w="140"/>
-              <w:bottom w:type="dxa" w:w="100"/>
-              <w:right w:type="dxa" w:w="140"/>
-            </w:tcMar>
-          </w:tcPr>
-          <w:p>
-            <w:r>
-              <w:rPr>
-                <w:rFonts w:ascii="Roboto" w:cs="Roboto" w:eastAsia="Roboto" w:hAnsi="Roboto"/>
-                <w:b w:val="false"/>
-                <w:bCs w:val="false"/>
-                <w:color w:val="000000"/>
-                <w:sz w:val="20"/>
-                <w:szCs w:val="20"/>
-              </w:rPr>
-              <w:t xml:space="preserve">Zinc at 25 mg elemental long-term (&gt;3 months) warrants practitioner consideration of copper status per standard frameworks. Re-test or clinical review at appropriate intervals.</w:t>
+              <w:t xml:space="preserve">If zinc supplementation continues &gt;3 months, the practitioner may wish to monitor copper status per the standard contraindication framework. Conservative dose at 15 mg elemental keeps this risk low.</w:t>
             </w:r>
           </w:p>
         </w:tc>
@@ -4370,7 +4891,7 @@
                 <w:sz w:val="20"/>
                 <w:szCs w:val="20"/>
               </w:rPr>
-              <w:t xml:space="preserve">Iodine — binding exclusion applied</w:t>
+              <w:t xml:space="preserve">Licorice / Glycyrrhiza — binding exclusion applied</w:t>
             </w:r>
           </w:p>
         </w:tc>
@@ -4400,7 +4921,7 @@
                 <w:sz w:val="20"/>
                 <w:szCs w:val="20"/>
               </w:rPr>
-              <w:t xml:space="preserve">Iodine above 150 mcg not included given absence of thyroid antibody data on this panel. No iodine included in formulation as no thyroid driver is activated.</w:t>
+              <w:t xml:space="preserve">Symptom-driven binding exclusion applied due to MODERATE 'high blood pressure' symptom and cardiometabolic burden — ingredient excluded from pod and from standalone recommendations.</w:t>
             </w:r>
           </w:p>
         </w:tc>
@@ -4435,6 +4956,372 @@
           </w:p>
         </w:tc>
       </w:tr>
+      <w:tr>
+        <w:tc>
+          <w:tcPr>
+            <w:tcW w:type="dxa" w:w="1263"/>
+            <w:tcBorders>
+              <w:top w:val="single" w:color="CCCCCC" w:sz="4"/>
+              <w:left w:val="single" w:color="CCCCCC" w:sz="4"/>
+              <w:bottom w:val="single" w:color="CCCCCC" w:sz="4"/>
+              <w:right w:val="single" w:color="CCCCCC" w:sz="4"/>
+            </w:tcBorders>
+            <w:tcMar>
+              <w:top w:type="dxa" w:w="100"/>
+              <w:left w:type="dxa" w:w="140"/>
+              <w:bottom w:type="dxa" w:w="100"/>
+              <w:right w:type="dxa" w:w="140"/>
+            </w:tcMar>
+          </w:tcPr>
+          <w:p>
+            <w:r>
+              <w:rPr>
+                <w:rFonts w:ascii="Roboto" w:cs="Roboto" w:eastAsia="Roboto" w:hAnsi="Roboto"/>
+                <w:b/>
+                <w:bCs/>
+                <w:color w:val="666666"/>
+                <w:sz w:val="20"/>
+                <w:szCs w:val="20"/>
+              </w:rPr>
+              <w:t xml:space="preserve">applied</w:t>
+            </w:r>
+          </w:p>
+        </w:tc>
+        <w:tc>
+          <w:tcPr>
+            <w:tcW w:type="dxa" w:w="1985"/>
+            <w:tcBorders>
+              <w:top w:val="single" w:color="CCCCCC" w:sz="4"/>
+              <w:left w:val="single" w:color="CCCCCC" w:sz="4"/>
+              <w:bottom w:val="single" w:color="CCCCCC" w:sz="4"/>
+              <w:right w:val="single" w:color="CCCCCC" w:sz="4"/>
+            </w:tcBorders>
+            <w:tcMar>
+              <w:top w:type="dxa" w:w="100"/>
+              <w:left w:type="dxa" w:w="140"/>
+              <w:bottom w:type="dxa" w:w="100"/>
+              <w:right w:type="dxa" w:w="140"/>
+            </w:tcMar>
+          </w:tcPr>
+          <w:p>
+            <w:r>
+              <w:rPr>
+                <w:rFonts w:ascii="Roboto" w:cs="Roboto" w:eastAsia="Roboto" w:hAnsi="Roboto"/>
+                <w:b w:val="false"/>
+                <w:bCs w:val="false"/>
+                <w:color w:val="000000"/>
+                <w:sz w:val="20"/>
+                <w:szCs w:val="20"/>
+              </w:rPr>
+              <w:t xml:space="preserve">High-dose iodine — binding exclusion applied</w:t>
+            </w:r>
+          </w:p>
+        </w:tc>
+        <w:tc>
+          <w:tcPr>
+            <w:tcW w:type="dxa" w:w="4151"/>
+            <w:tcBorders>
+              <w:top w:val="single" w:color="CCCCCC" w:sz="4"/>
+              <w:left w:val="single" w:color="CCCCCC" w:sz="4"/>
+              <w:bottom w:val="single" w:color="CCCCCC" w:sz="4"/>
+              <w:right w:val="single" w:color="CCCCCC" w:sz="4"/>
+            </w:tcBorders>
+            <w:tcMar>
+              <w:top w:type="dxa" w:w="100"/>
+              <w:left w:type="dxa" w:w="140"/>
+              <w:bottom w:type="dxa" w:w="100"/>
+              <w:right w:type="dxa" w:w="140"/>
+            </w:tcMar>
+          </w:tcPr>
+          <w:p>
+            <w:r>
+              <w:rPr>
+                <w:rFonts w:ascii="Roboto" w:cs="Roboto" w:eastAsia="Roboto" w:hAnsi="Roboto"/>
+                <w:b w:val="false"/>
+                <w:bCs w:val="false"/>
+                <w:color w:val="000000"/>
+                <w:sz w:val="20"/>
+                <w:szCs w:val="20"/>
+              </w:rPr>
+              <w:t xml:space="preserve">Symptom-driven binding exclusion applied due to thyroid-related symptom category ≥20% with antibody status unknown on this panel. No iodine included.</w:t>
+            </w:r>
+          </w:p>
+        </w:tc>
+        <w:tc>
+          <w:tcPr>
+            <w:tcW w:type="dxa" w:w="1624"/>
+            <w:tcBorders>
+              <w:top w:val="single" w:color="CCCCCC" w:sz="4"/>
+              <w:left w:val="single" w:color="CCCCCC" w:sz="4"/>
+              <w:bottom w:val="single" w:color="CCCCCC" w:sz="4"/>
+              <w:right w:val="single" w:color="CCCCCC" w:sz="4"/>
+            </w:tcBorders>
+            <w:tcMar>
+              <w:top w:type="dxa" w:w="100"/>
+              <w:left w:type="dxa" w:w="140"/>
+              <w:bottom w:type="dxa" w:w="100"/>
+              <w:right w:type="dxa" w:w="140"/>
+            </w:tcMar>
+          </w:tcPr>
+          <w:p>
+            <w:r>
+              <w:rPr>
+                <w:rFonts w:ascii="Roboto" w:cs="Roboto" w:eastAsia="Roboto" w:hAnsi="Roboto"/>
+                <w:b w:val="false"/>
+                <w:bCs w:val="false"/>
+                <w:color w:val="000000"/>
+                <w:sz w:val="20"/>
+                <w:szCs w:val="20"/>
+              </w:rPr>
+              <w:t xml:space="preserve">—</w:t>
+            </w:r>
+          </w:p>
+        </w:tc>
+      </w:tr>
+      <w:tr>
+        <w:tc>
+          <w:tcPr>
+            <w:tcW w:type="dxa" w:w="1263"/>
+            <w:tcBorders>
+              <w:top w:val="single" w:color="CCCCCC" w:sz="4"/>
+              <w:left w:val="single" w:color="CCCCCC" w:sz="4"/>
+              <w:bottom w:val="single" w:color="CCCCCC" w:sz="4"/>
+              <w:right w:val="single" w:color="CCCCCC" w:sz="4"/>
+            </w:tcBorders>
+            <w:tcMar>
+              <w:top w:type="dxa" w:w="100"/>
+              <w:left w:type="dxa" w:w="140"/>
+              <w:bottom w:type="dxa" w:w="100"/>
+              <w:right w:type="dxa" w:w="140"/>
+            </w:tcMar>
+          </w:tcPr>
+          <w:p>
+            <w:r>
+              <w:rPr>
+                <w:rFonts w:ascii="Roboto" w:cs="Roboto" w:eastAsia="Roboto" w:hAnsi="Roboto"/>
+                <w:b/>
+                <w:bCs/>
+                <w:color w:val="666666"/>
+                <w:sz w:val="20"/>
+                <w:szCs w:val="20"/>
+              </w:rPr>
+              <w:t xml:space="preserve">informational</w:t>
+            </w:r>
+          </w:p>
+        </w:tc>
+        <w:tc>
+          <w:tcPr>
+            <w:tcW w:type="dxa" w:w="1985"/>
+            <w:tcBorders>
+              <w:top w:val="single" w:color="CCCCCC" w:sz="4"/>
+              <w:left w:val="single" w:color="CCCCCC" w:sz="4"/>
+              <w:bottom w:val="single" w:color="CCCCCC" w:sz="4"/>
+              <w:right w:val="single" w:color="CCCCCC" w:sz="4"/>
+            </w:tcBorders>
+            <w:tcMar>
+              <w:top w:type="dxa" w:w="100"/>
+              <w:left w:type="dxa" w:w="140"/>
+              <w:bottom w:type="dxa" w:w="100"/>
+              <w:right w:type="dxa" w:w="140"/>
+            </w:tcMar>
+          </w:tcPr>
+          <w:p>
+            <w:r>
+              <w:rPr>
+                <w:rFonts w:ascii="Roboto" w:cs="Roboto" w:eastAsia="Roboto" w:hAnsi="Roboto"/>
+                <w:b w:val="false"/>
+                <w:bCs w:val="false"/>
+                <w:color w:val="000000"/>
+                <w:sz w:val="20"/>
+                <w:szCs w:val="20"/>
+              </w:rPr>
+              <w:t xml:space="preserve">Mixed androgen symptom signal</w:t>
+            </w:r>
+          </w:p>
+        </w:tc>
+        <w:tc>
+          <w:tcPr>
+            <w:tcW w:type="dxa" w:w="4151"/>
+            <w:tcBorders>
+              <w:top w:val="single" w:color="CCCCCC" w:sz="4"/>
+              <w:left w:val="single" w:color="CCCCCC" w:sz="4"/>
+              <w:bottom w:val="single" w:color="CCCCCC" w:sz="4"/>
+              <w:right w:val="single" w:color="CCCCCC" w:sz="4"/>
+            </w:tcBorders>
+            <w:tcMar>
+              <w:top w:type="dxa" w:w="100"/>
+              <w:left w:type="dxa" w:w="140"/>
+              <w:bottom w:type="dxa" w:w="100"/>
+              <w:right w:type="dxa" w:w="140"/>
+            </w:tcMar>
+          </w:tcPr>
+          <w:p>
+            <w:r>
+              <w:rPr>
+                <w:rFonts w:ascii="Roboto" w:cs="Roboto" w:eastAsia="Roboto" w:hAnsi="Roboto"/>
+                <w:b w:val="false"/>
+                <w:bCs w:val="false"/>
+                <w:color w:val="000000"/>
+                <w:sz w:val="20"/>
+                <w:szCs w:val="20"/>
+              </w:rPr>
+              <w:t xml:space="preserve">Both Low Androgens (31.11%) and High Androgens (33.33%) symptom categories are activated. Practitioner to correlate with clinical presentation and any serum testosterone/SHBG data; the formulation takes a conservative middle-ground approach (moderate zinc, no saw palmetto, ashwagandha for general androgen-axis support).</w:t>
+            </w:r>
+          </w:p>
+        </w:tc>
+        <w:tc>
+          <w:tcPr>
+            <w:tcW w:type="dxa" w:w="1624"/>
+            <w:tcBorders>
+              <w:top w:val="single" w:color="CCCCCC" w:sz="4"/>
+              <w:left w:val="single" w:color="CCCCCC" w:sz="4"/>
+              <w:bottom w:val="single" w:color="CCCCCC" w:sz="4"/>
+              <w:right w:val="single" w:color="CCCCCC" w:sz="4"/>
+            </w:tcBorders>
+            <w:tcMar>
+              <w:top w:type="dxa" w:w="100"/>
+              <w:left w:type="dxa" w:w="140"/>
+              <w:bottom w:type="dxa" w:w="100"/>
+              <w:right w:type="dxa" w:w="140"/>
+            </w:tcMar>
+          </w:tcPr>
+          <w:p>
+            <w:r>
+              <w:rPr>
+                <w:rFonts w:ascii="Roboto" w:cs="Roboto" w:eastAsia="Roboto" w:hAnsi="Roboto"/>
+                <w:b w:val="false"/>
+                <w:bCs w:val="false"/>
+                <w:color w:val="000000"/>
+                <w:sz w:val="20"/>
+                <w:szCs w:val="20"/>
+              </w:rPr>
+              <w:t xml:space="preserve">—</w:t>
+            </w:r>
+          </w:p>
+        </w:tc>
+      </w:tr>
+      <w:tr>
+        <w:tc>
+          <w:tcPr>
+            <w:tcW w:type="dxa" w:w="1263"/>
+            <w:tcBorders>
+              <w:top w:val="single" w:color="CCCCCC" w:sz="4"/>
+              <w:left w:val="single" w:color="CCCCCC" w:sz="4"/>
+              <w:bottom w:val="single" w:color="CCCCCC" w:sz="4"/>
+              <w:right w:val="single" w:color="CCCCCC" w:sz="4"/>
+            </w:tcBorders>
+            <w:tcMar>
+              <w:top w:type="dxa" w:w="100"/>
+              <w:left w:type="dxa" w:w="140"/>
+              <w:bottom w:type="dxa" w:w="100"/>
+              <w:right w:type="dxa" w:w="140"/>
+            </w:tcMar>
+          </w:tcPr>
+          <w:p>
+            <w:r>
+              <w:rPr>
+                <w:rFonts w:ascii="Roboto" w:cs="Roboto" w:eastAsia="Roboto" w:hAnsi="Roboto"/>
+                <w:b/>
+                <w:bCs/>
+                <w:color w:val="666666"/>
+                <w:sz w:val="20"/>
+                <w:szCs w:val="20"/>
+              </w:rPr>
+              <w:t xml:space="preserve">informational</w:t>
+            </w:r>
+          </w:p>
+        </w:tc>
+        <w:tc>
+          <w:tcPr>
+            <w:tcW w:type="dxa" w:w="1985"/>
+            <w:tcBorders>
+              <w:top w:val="single" w:color="CCCCCC" w:sz="4"/>
+              <w:left w:val="single" w:color="CCCCCC" w:sz="4"/>
+              <w:bottom w:val="single" w:color="CCCCCC" w:sz="4"/>
+              <w:right w:val="single" w:color="CCCCCC" w:sz="4"/>
+            </w:tcBorders>
+            <w:tcMar>
+              <w:top w:type="dxa" w:w="100"/>
+              <w:left w:type="dxa" w:w="140"/>
+              <w:bottom w:type="dxa" w:w="100"/>
+              <w:right w:type="dxa" w:w="140"/>
+            </w:tcMar>
+          </w:tcPr>
+          <w:p>
+            <w:r>
+              <w:rPr>
+                <w:rFonts w:ascii="Roboto" w:cs="Roboto" w:eastAsia="Roboto" w:hAnsi="Roboto"/>
+                <w:b w:val="false"/>
+                <w:bCs w:val="false"/>
+                <w:color w:val="000000"/>
+                <w:sz w:val="20"/>
+                <w:szCs w:val="20"/>
+              </w:rPr>
+              <w:t xml:space="preserve">Cardiometabolic axis driven by symptom data only</w:t>
+            </w:r>
+          </w:p>
+        </w:tc>
+        <w:tc>
+          <w:tcPr>
+            <w:tcW w:type="dxa" w:w="4151"/>
+            <w:tcBorders>
+              <w:top w:val="single" w:color="CCCCCC" w:sz="4"/>
+              <w:left w:val="single" w:color="CCCCCC" w:sz="4"/>
+              <w:bottom w:val="single" w:color="CCCCCC" w:sz="4"/>
+              <w:right w:val="single" w:color="CCCCCC" w:sz="4"/>
+            </w:tcBorders>
+            <w:tcMar>
+              <w:top w:type="dxa" w:w="100"/>
+              <w:left w:type="dxa" w:w="140"/>
+              <w:bottom w:type="dxa" w:w="100"/>
+              <w:right w:type="dxa" w:w="140"/>
+            </w:tcMar>
+          </w:tcPr>
+          <w:p>
+            <w:r>
+              <w:rPr>
+                <w:rFonts w:ascii="Roboto" w:cs="Roboto" w:eastAsia="Roboto" w:hAnsi="Roboto"/>
+                <w:b w:val="false"/>
+                <w:bCs w:val="false"/>
+                <w:color w:val="000000"/>
+                <w:sz w:val="20"/>
+                <w:szCs w:val="20"/>
+              </w:rPr>
+              <w:t xml:space="preserve">blood_glucose_insulin and parts of mitochondrial_cardiovascular axes are driven by symptom matrix without measured fasting glucose/lipid biomarkers on this panel — practitioner may wish to confirm with standard biomarker testing before extended use.</w:t>
+            </w:r>
+          </w:p>
+        </w:tc>
+        <w:tc>
+          <w:tcPr>
+            <w:tcW w:type="dxa" w:w="1624"/>
+            <w:tcBorders>
+              <w:top w:val="single" w:color="CCCCCC" w:sz="4"/>
+              <w:left w:val="single" w:color="CCCCCC" w:sz="4"/>
+              <w:bottom w:val="single" w:color="CCCCCC" w:sz="4"/>
+              <w:right w:val="single" w:color="CCCCCC" w:sz="4"/>
+            </w:tcBorders>
+            <w:tcMar>
+              <w:top w:type="dxa" w:w="100"/>
+              <w:left w:type="dxa" w:w="140"/>
+              <w:bottom w:type="dxa" w:w="100"/>
+              <w:right w:type="dxa" w:w="140"/>
+            </w:tcMar>
+          </w:tcPr>
+          <w:p>
+            <w:r>
+              <w:rPr>
+                <w:rFonts w:ascii="Roboto" w:cs="Roboto" w:eastAsia="Roboto" w:hAnsi="Roboto"/>
+                <w:b w:val="false"/>
+                <w:bCs w:val="false"/>
+                <w:color w:val="000000"/>
+                <w:sz w:val="20"/>
+                <w:szCs w:val="20"/>
+              </w:rPr>
+              <w:t xml:space="preserve">Berberine HCL (Indian Barberry)</w:t>
+            </w:r>
+          </w:p>
+        </w:tc>
+      </w:tr>
     </w:tbl>
     <w:p>
       <w:pPr>
@@ -4465,7 +5352,7 @@
           <w:sz w:val="22"/>
           <w:szCs w:val="22"/>
         </w:rPr>
-        <w:t xml:space="preserve">1 binding exclusion(s) applied. These are ingredients held out of the pod because the panel does not measure the data needed to confirm safety, or the panel data crossed a hard exclusion threshold.</w:t>
+        <w:t xml:space="preserve">2 binding exclusion(s) applied. These are ingredients held out of the pod because the panel does not measure the data needed to confirm safety, or the panel data crossed a hard exclusion threshold.</w:t>
       </w:r>
     </w:p>
     <w:tbl>
@@ -4670,7 +5557,99 @@
                 <w:sz w:val="20"/>
                 <w:szCs w:val="20"/>
               </w:rPr>
-              <w:t xml:space="preserve">Per the standard binding-exclusion floor, iodine doses above 150 mcg would require negative thyroid antibody confirmation. As the panel does not address this and no thyroid driver is active, iodine is excluded from the formulation entirely.</w:t>
+              <w:t xml:space="preserve">Licorice/Glycyrrhiza has been excluded from the pod per the symptom-driven binding exclusion framework, as glycyrrhizinic acid inhibits 11β-HSD2 and may contribute to cortisol-mediated blood pressure elevation. This exclusion stands regardless of the low cortisol biomarker because BP elevation is the binding concern. The practitioner may revisit this if the patient's blood pressure is well-controlled and the practitioner judges the HPA benefit to outweigh the BP risk.</w:t>
+            </w:r>
+          </w:p>
+        </w:tc>
+      </w:tr>
+      <w:tr>
+        <w:tc>
+          <w:tcPr>
+            <w:tcW w:type="dxa" w:w="1985"/>
+            <w:tcBorders>
+              <w:top w:val="single" w:color="CCCCCC" w:sz="4"/>
+              <w:left w:val="single" w:color="CCCCCC" w:sz="4"/>
+              <w:bottom w:val="single" w:color="CCCCCC" w:sz="4"/>
+              <w:right w:val="single" w:color="CCCCCC" w:sz="4"/>
+            </w:tcBorders>
+            <w:tcMar>
+              <w:top w:type="dxa" w:w="100"/>
+              <w:left w:type="dxa" w:w="140"/>
+              <w:bottom w:type="dxa" w:w="100"/>
+              <w:right w:type="dxa" w:w="140"/>
+            </w:tcMar>
+          </w:tcPr>
+          <w:p>
+            <w:r>
+              <w:rPr>
+                <w:rFonts w:ascii="Roboto" w:cs="Roboto" w:eastAsia="Roboto" w:hAnsi="Roboto"/>
+                <w:b/>
+                <w:bCs/>
+                <w:color w:val="000000"/>
+                <w:sz w:val="20"/>
+                <w:szCs w:val="20"/>
+              </w:rPr>
+              <w:t xml:space="preserve">—</w:t>
+            </w:r>
+          </w:p>
+        </w:tc>
+        <w:tc>
+          <w:tcPr>
+            <w:tcW w:type="dxa" w:w="3429"/>
+            <w:tcBorders>
+              <w:top w:val="single" w:color="CCCCCC" w:sz="4"/>
+              <w:left w:val="single" w:color="CCCCCC" w:sz="4"/>
+              <w:bottom w:val="single" w:color="CCCCCC" w:sz="4"/>
+              <w:right w:val="single" w:color="CCCCCC" w:sz="4"/>
+            </w:tcBorders>
+            <w:tcMar>
+              <w:top w:type="dxa" w:w="100"/>
+              <w:left w:type="dxa" w:w="140"/>
+              <w:bottom w:type="dxa" w:w="100"/>
+              <w:right w:type="dxa" w:w="140"/>
+            </w:tcMar>
+          </w:tcPr>
+          <w:p>
+            <w:r>
+              <w:rPr>
+                <w:rFonts w:ascii="Roboto" w:cs="Roboto" w:eastAsia="Roboto" w:hAnsi="Roboto"/>
+                <w:b w:val="false"/>
+                <w:bCs w:val="false"/>
+                <w:color w:val="000000"/>
+                <w:sz w:val="20"/>
+                <w:szCs w:val="20"/>
+              </w:rPr>
+              <w:t xml:space="preserve">—</w:t>
+            </w:r>
+          </w:p>
+        </w:tc>
+        <w:tc>
+          <w:tcPr>
+            <w:tcW w:type="dxa" w:w="3610"/>
+            <w:tcBorders>
+              <w:top w:val="single" w:color="CCCCCC" w:sz="4"/>
+              <w:left w:val="single" w:color="CCCCCC" w:sz="4"/>
+              <w:bottom w:val="single" w:color="CCCCCC" w:sz="4"/>
+              <w:right w:val="single" w:color="CCCCCC" w:sz="4"/>
+            </w:tcBorders>
+            <w:tcMar>
+              <w:top w:type="dxa" w:w="100"/>
+              <w:left w:type="dxa" w:w="140"/>
+              <w:bottom w:type="dxa" w:w="100"/>
+              <w:right w:type="dxa" w:w="140"/>
+            </w:tcMar>
+          </w:tcPr>
+          <w:p>
+            <w:r>
+              <w:rPr>
+                <w:rFonts w:ascii="Roboto" w:cs="Roboto" w:eastAsia="Roboto" w:hAnsi="Roboto"/>
+                <w:b w:val="false"/>
+                <w:bCs w:val="false"/>
+                <w:color w:val="000000"/>
+                <w:sz w:val="20"/>
+                <w:szCs w:val="20"/>
+              </w:rPr>
+              <w:t xml:space="preserve">Per the symptom-driven binding exclusion framework, high-dose iodine is excluded when a thyroid symptom category scores ≥20% and antibody status is unknown. No iodine has been included in the pod. The practitioner may consider conservative iodine (≤150 mcg) independently once anti-TPO/anti-Tg antibody status is established.</w:t>
             </w:r>
           </w:p>
         </w:tc>
@@ -4708,7 +5687,7 @@
           <w:sz w:val="22"/>
           <w:szCs w:val="22"/>
         </w:rPr>
-        <w:t xml:space="preserve">Re-testing of priority markers at a clinically appropriate interval determined by the treating practitioner may be considered to monitor response. Given the HPA-hypocortisolism pattern and oestrogen metabolism findings, urinary cortisol, oestrogen metabolites (particularly 2-OH Estrone and the 2:16 ratio), and symptom progression are the most informative monitoring points.</w:t>
+        <w:t xml:space="preserve">A clinical follow-up timeframe is determined by the treating practitioner. Re-testing of priority markers at clinically appropriate intervals may be considered to assess the response of the recognised patterns to the formulation and any lifestyle interventions.</w:t>
       </w:r>
     </w:p>
     <w:p>
@@ -4749,7 +5728,7 @@
           <w:sz w:val="20"/>
           <w:szCs w:val="20"/>
         </w:rPr>
-        <w:t xml:space="preserve">Total 24hr urinary cortisol — response to adaptogenic/B5 support</w:t>
+        <w:t xml:space="preserve">Repeat EndoSCAN to reassess 2-OH/16-OH ratio, 2-MeOH metabolite output, Estrogen Quotient and total urinary cortisol</w:t>
       </w:r>
     </w:p>
     <w:p>
@@ -4774,7 +5753,7 @@
           <w:sz w:val="20"/>
           <w:szCs w:val="20"/>
         </w:rPr>
-        <w:t xml:space="preserve">2-OH Estrone and 2-OH(E1+E2)/16-OHE1 ratio — response to DIM and oestrogen metabolism support</w:t>
+        <w:t xml:space="preserve">Standard cardiometabolic panel (fasting glucose, HbA1c, full lipid profile including lipoprotein subfractions, hsCRP, fasting insulin) — not measured on this panel</w:t>
       </w:r>
     </w:p>
     <w:p>
@@ -4799,7 +5778,7 @@
           <w:sz w:val="20"/>
           <w:szCs w:val="20"/>
         </w:rPr>
-        <w:t xml:space="preserve">2-MeOH metabolites — response to methylation cofactor and DIM stack</w:t>
+        <w:t xml:space="preserve">Thyroid function (TSH, FT4, FT3, Reverse T3, anti-TPO, anti-Tg) — relevant to Hypometabolism symptoms and iodine consideration</w:t>
       </w:r>
     </w:p>
     <w:p>
@@ -4824,7 +5803,7 @@
           <w:sz w:val="20"/>
           <w:szCs w:val="20"/>
         </w:rPr>
-        <w:t xml:space="preserve">Estrogen Quotient E3/(E1+E2) — response to overall oestrogen metabolism support</w:t>
+        <w:t xml:space="preserve">Serum testosterone, SHBG, free testosterone, oestradiol — to triangulate the mixed androgen symptom picture</w:t>
       </w:r>
     </w:p>
     <w:p>
@@ -4849,7 +5828,7 @@
           <w:sz w:val="20"/>
           <w:szCs w:val="20"/>
         </w:rPr>
-        <w:t xml:space="preserve">DHEA — concurrent HPA marker</w:t>
+        <w:t xml:space="preserve">Blood pressure log</w:t>
       </w:r>
     </w:p>
     <w:p>
@@ -4874,7 +5853,7 @@
           <w:sz w:val="20"/>
           <w:szCs w:val="20"/>
         </w:rPr>
-        <w:t xml:space="preserve">Clinical symptom score across HPA-related items (fatigue, sleep, stress tolerance)</w:t>
+        <w:t xml:space="preserve">Symptom matrix re-administration to track category-score changes</w:t>
       </w:r>
     </w:p>
     <w:p>
@@ -4899,32 +5878,7 @@
           <w:sz w:val="20"/>
           <w:szCs w:val="20"/>
         </w:rPr>
-        <w:t xml:space="preserve">If long-term zinc supplementation continues, copper status</w:t>
-      </w:r>
-    </w:p>
-    <w:p>
-      <w:pPr>
-        <w:spacing w:after="60"/>
-      </w:pPr>
-      <w:r>
-        <w:rPr>
-          <w:rFonts w:ascii="Roboto" w:cs="Roboto" w:eastAsia="Roboto" w:hAnsi="Roboto"/>
-          <w:b/>
-          <w:bCs/>
-          <w:color w:val="C3AF88"/>
-          <w:sz w:val="22"/>
-          <w:szCs w:val="22"/>
-        </w:rPr>
-        <w:t xml:space="preserve">• </w:t>
-      </w:r>
-      <w:r>
-        <w:rPr>
-          <w:rFonts w:ascii="Roboto" w:cs="Roboto" w:eastAsia="Roboto" w:hAnsi="Roboto"/>
-          <w:color w:val="000000"/>
-          <w:sz w:val="20"/>
-          <w:szCs w:val="20"/>
-        </w:rPr>
-        <w:t xml:space="preserve">25-OH vitamin D if not recently assessed</w:t>
+        <w:t xml:space="preserve">If zinc continued &gt;3 months: serum copper / ceruloplasmin per standard contraindication framework</w:t>
       </w:r>
     </w:p>
     <w:p>
@@ -4940,7 +5894,7 @@
           <w:sz w:val="20"/>
           <w:szCs w:val="20"/>
         </w:rPr>
-        <w:t xml:space="preserve">Timing of any follow-up testing is for the treating practitioner to determine based on clinical response and patient context.</w:t>
+        <w:t xml:space="preserve">For practitioner consideration</w:t>
       </w:r>
     </w:p>
     <w:p>
@@ -4975,7 +5929,7 @@
           <w:sz w:val="22"/>
           <w:szCs w:val="22"/>
         </w:rPr>
-        <w:t xml:space="preserve">The following 5 finding(s) on this panel are within reference and are surfaced as areas of clinical strength to contextualise the abnormal findings above.</w:t>
+        <w:t xml:space="preserve">The following 8 finding(s) on this panel are within reference and are surfaced as areas of clinical strength to contextualise the abnormal findings above.</w:t>
       </w:r>
     </w:p>
     <w:p>
@@ -5000,7 +5954,7 @@
           <w:sz w:val="20"/>
           <w:szCs w:val="20"/>
         </w:rPr>
-        <w:t xml:space="preserve">Endocrine disruptor panel — BPA, PFAS, PFOA, PFOS and heavy metals (Al, As, Cd, Cr, Pb, Hg, Ni) all below or near detection limits within reference, indicating no environmental exposure burden identified on this panel.</w:t>
+        <w:t xml:space="preserve">Estradiol, Estrone, Estriol absolute values within reference</w:t>
       </w:r>
     </w:p>
     <w:p>
@@ -5025,7 +5979,7 @@
           <w:sz w:val="20"/>
           <w:szCs w:val="20"/>
         </w:rPr>
-        <w:t xml:space="preserve">4-OH Estradiol below detection and 4-OH Estrone at lower reference limit — pattern consistent with low genotoxic catechol oestrogen output per laboratory framework.</w:t>
+        <w:t xml:space="preserve">DHEA and DHEA-S within reference (DHEA:cortisol relationship preserved)</w:t>
       </w:r>
     </w:p>
     <w:p>
@@ -5050,7 +6004,7 @@
           <w:sz w:val="20"/>
           <w:szCs w:val="20"/>
         </w:rPr>
-        <w:t xml:space="preserve">Elevated 4-MeOH E2/4-OH E2 ratio (4.39) — pattern consistent with active methylation of the 4-OH branch per laboratory comment.</w:t>
+        <w:t xml:space="preserve">Testosterone within reference</w:t>
       </w:r>
     </w:p>
     <w:p>
@@ -5075,7 +6029,7 @@
           <w:sz w:val="20"/>
           <w:szCs w:val="20"/>
         </w:rPr>
-        <w:t xml:space="preserve">Testosterone, DHEA-S, and Pregnanediol within laboratory reference ranges.</w:t>
+        <w:t xml:space="preserve">16-OH Estrone within reference</w:t>
       </w:r>
     </w:p>
     <w:p>
@@ -5100,7 +6054,82 @@
           <w:sz w:val="20"/>
           <w:szCs w:val="20"/>
         </w:rPr>
-        <w:t xml:space="preserve">Absolute Estradiol, Estrone, and Estriol values each individually within the laboratory reference range — the oestrogen quotient finding reflects relative balance rather than absolute deficit or excess.</w:t>
+        <w:t xml:space="preserve">2-MeOE1/2-OHE1 ratio within reference (COMT efficiency intact)</w:t>
+      </w:r>
+    </w:p>
+    <w:p>
+      <w:pPr>
+        <w:spacing w:after="60"/>
+      </w:pPr>
+      <w:r>
+        <w:rPr>
+          <w:rFonts w:ascii="Roboto" w:cs="Roboto" w:eastAsia="Roboto" w:hAnsi="Roboto"/>
+          <w:b/>
+          <w:bCs/>
+          <w:color w:val="C3AF88"/>
+          <w:sz w:val="22"/>
+          <w:szCs w:val="22"/>
+        </w:rPr>
+        <w:t xml:space="preserve">• </w:t>
+      </w:r>
+      <w:r>
+        <w:rPr>
+          <w:rFonts w:ascii="Roboto" w:cs="Roboto" w:eastAsia="Roboto" w:hAnsi="Roboto"/>
+          <w:color w:val="000000"/>
+          <w:sz w:val="20"/>
+          <w:szCs w:val="20"/>
+        </w:rPr>
+        <w:t xml:space="preserve">4-MeOE2/4-OHE2 ratio elevated — consistent with efficient methylation clearance of 4-OH-E2 metabolite per laboratory framework</w:t>
+      </w:r>
+    </w:p>
+    <w:p>
+      <w:pPr>
+        <w:spacing w:after="60"/>
+      </w:pPr>
+      <w:r>
+        <w:rPr>
+          <w:rFonts w:ascii="Roboto" w:cs="Roboto" w:eastAsia="Roboto" w:hAnsi="Roboto"/>
+          <w:b/>
+          <w:bCs/>
+          <w:color w:val="C3AF88"/>
+          <w:sz w:val="22"/>
+          <w:szCs w:val="22"/>
+        </w:rPr>
+        <w:t xml:space="preserve">• </w:t>
+      </w:r>
+      <w:r>
+        <w:rPr>
+          <w:rFonts w:ascii="Roboto" w:cs="Roboto" w:eastAsia="Roboto" w:hAnsi="Roboto"/>
+          <w:color w:val="000000"/>
+          <w:sz w:val="20"/>
+          <w:szCs w:val="20"/>
+        </w:rPr>
+        <w:t xml:space="preserve">All measured endocrine disruptors (BPA, PFAS, PFOA, PFOS) well below upper reference</w:t>
+      </w:r>
+    </w:p>
+    <w:p>
+      <w:pPr>
+        <w:spacing w:after="60"/>
+      </w:pPr>
+      <w:r>
+        <w:rPr>
+          <w:rFonts w:ascii="Roboto" w:cs="Roboto" w:eastAsia="Roboto" w:hAnsi="Roboto"/>
+          <w:b/>
+          <w:bCs/>
+          <w:color w:val="C3AF88"/>
+          <w:sz w:val="22"/>
+          <w:szCs w:val="22"/>
+        </w:rPr>
+        <w:t xml:space="preserve">• </w:t>
+      </w:r>
+      <w:r>
+        <w:rPr>
+          <w:rFonts w:ascii="Roboto" w:cs="Roboto" w:eastAsia="Roboto" w:hAnsi="Roboto"/>
+          <w:color w:val="000000"/>
+          <w:sz w:val="20"/>
+          <w:szCs w:val="20"/>
+        </w:rPr>
+        <w:t xml:space="preserve">All measured heavy metals (Al, As, Cd, Cr, Pb, Hg, Ni) below upper reference</w:t>
       </w:r>
     </w:p>
     <w:p>
@@ -5160,7 +6189,7 @@
           <w:sz w:val="22"/>
           <w:szCs w:val="22"/>
         </w:rPr>
-        <w:t xml:space="preserve">  Dalessandri et al. (2004). Pilot study: effect of 3,3'-diindolylmethane supplements on urinary hormone metabolites in postmenopausal women with a history of early-stage breast cancer. Nutrition and Cancer.</w:t>
+        <w:t xml:space="preserve">  Salve J et al. (2019). Adaptogenic and Anxiolytic Effects of Ashwagandha Root Extract in Healthy Adults: A Double-blind, Randomized, Placebo-controlled Clinical Study. Cureus.</w:t>
       </w:r>
       <w:r>
         <w:rPr>
@@ -5171,7 +6200,7 @@
           <w:sz w:val="18"/>
           <w:szCs w:val="18"/>
         </w:rPr>
-        <w:t xml:space="preserve">  (DIM (3,3'-diindolylmethane))</w:t>
+        <w:t xml:space="preserve">  (Ashwagandha)</w:t>
       </w:r>
     </w:p>
     <w:p>
@@ -5196,7 +6225,7 @@
           <w:sz w:val="22"/>
           <w:szCs w:val="22"/>
         </w:rPr>
-        <w:t xml:space="preserve">  Walaszek et al. (1990). Dietary glucarate-mediated reduction of sensitivity of murine strains to chemical carcinogenesis. Cancer Letters.</w:t>
+        <w:t xml:space="preserve">  Olsson EM et al. (2009). A randomised, double-blind, placebo-controlled, parallel-group study of the standardised extract SHR-5 of the roots of Rhodiola rosea in the treatment of subjects with stress-related fatigue. Planta Medica.</w:t>
       </w:r>
       <w:r>
         <w:rPr>
@@ -5207,7 +6236,7 @@
           <w:sz w:val="18"/>
           <w:szCs w:val="18"/>
         </w:rPr>
-        <w:t xml:space="preserve">  (Calcium D-glucarate)</w:t>
+        <w:t xml:space="preserve">  (Rhodiola rosea (Rose Root))</w:t>
       </w:r>
     </w:p>
     <w:p>
@@ -5232,7 +6261,7 @@
           <w:sz w:val="22"/>
           <w:szCs w:val="22"/>
         </w:rPr>
-        <w:t xml:space="preserve">  Abenavoli et al. (2018). Milk thistle (Silybum marianum): A concise overview on its chemistry, pharmacological, and nutraceutical uses in liver diseases. Phytotherapy Research.</w:t>
+        <w:t xml:space="preserve">  Scholey A et al. (2010). Effects of American ginseng (Panax quinquefolius) on neurocognitive function: an acute, randomised, double-blind, placebo-controlled, crossover study. Psychopharmacology.</w:t>
       </w:r>
       <w:r>
         <w:rPr>
@@ -5243,7 +6272,7 @@
           <w:sz w:val="18"/>
           <w:szCs w:val="18"/>
         </w:rPr>
-        <w:t xml:space="preserve">  (Milk thistle (silymarin))</w:t>
+        <w:t xml:space="preserve">  (American ginseng)</w:t>
       </w:r>
     </w:p>
     <w:p>
@@ -5268,7 +6297,7 @@
           <w:sz w:val="22"/>
           <w:szCs w:val="22"/>
         </w:rPr>
-        <w:t xml:space="preserve">  Chow et al. (2010). Resveratrol modulates drug- and carcinogen-metabolizing enzymes in a healthy volunteer study. Cancer Prevention Research.</w:t>
+        <w:t xml:space="preserve">  Dalessandri KM et al. (2004). Pilot study: effect of 3,3'-diindolylmethane supplements on urinary hormone metabolites in postmenopausal women with a history of early-stage breast cancer. Nutrition and Cancer.</w:t>
       </w:r>
       <w:r>
         <w:rPr>
@@ -5279,7 +6308,7 @@
           <w:sz w:val="18"/>
           <w:szCs w:val="18"/>
         </w:rPr>
-        <w:t xml:space="preserve">  (Resveratrol)</w:t>
+        <w:t xml:space="preserve">  (DIM (3,3'-diindolylmethane))</w:t>
       </w:r>
     </w:p>
     <w:p>
@@ -5304,7 +6333,7 @@
           <w:sz w:val="22"/>
           <w:szCs w:val="22"/>
         </w:rPr>
-        <w:t xml:space="preserve">  Chandrasekhar et al. (2012). A prospective, randomized double-blind, placebo-controlled study of safety and efficacy of a high-concentration full-spectrum extract of ashwagandha root in reducing stress and anxiety in adults. Indian Journal of Psychological Medicine.</w:t>
+        <w:t xml:space="preserve">  Heerdt AS et al. (1995). Calcium glucarate as a chemopreventive agent in breast cancer. Israel Journal of Medical Sciences.</w:t>
       </w:r>
       <w:r>
         <w:rPr>
@@ -5315,7 +6344,7 @@
           <w:sz w:val="18"/>
           <w:szCs w:val="18"/>
         </w:rPr>
-        <w:t xml:space="preserve">  (Ashwagandha)</w:t>
+        <w:t xml:space="preserve">  (Calcium D-glucarate)</w:t>
       </w:r>
     </w:p>
     <w:p>
@@ -5340,7 +6369,7 @@
           <w:sz w:val="22"/>
           <w:szCs w:val="22"/>
         </w:rPr>
-        <w:t xml:space="preserve">  Olsson et al. (2009). A randomised, double-blind, placebo-controlled, parallel-group study of the standardised extract SHR-5 of the roots of Rhodiola rosea in the treatment of subjects with stress-related fatigue. Planta Medica.</w:t>
+        <w:t xml:space="preserve">  Chow HH et al. (2010). Resveratrol modulates drug- and carcinogen-metabolizing enzymes in a healthy volunteer study. Cancer Prevention Research.</w:t>
       </w:r>
       <w:r>
         <w:rPr>
@@ -5351,7 +6380,7 @@
           <w:sz w:val="18"/>
           <w:szCs w:val="18"/>
         </w:rPr>
-        <w:t xml:space="preserve">  (Rhodiola)</w:t>
+        <w:t xml:space="preserve">  (Resveratrol)</w:t>
       </w:r>
     </w:p>
     <w:p>
@@ -5376,7 +6405,7 @@
           <w:sz w:val="22"/>
           <w:szCs w:val="22"/>
         </w:rPr>
-        <w:t xml:space="preserve">  Scholey et al. (2010). Effects of American ginseng (Panax quinquefolius) on neurocognitive function: an acute, randomised, double-blind, placebo-controlled, crossover study. Psychopharmacology.</w:t>
+        <w:t xml:space="preserve">  Loguercio C et al. (2012). Silybin combined with phosphatidylcholine and vitamin E in patients with nonalcoholic fatty liver disease: a randomized controlled trial. Free Radical Biology and Medicine.</w:t>
       </w:r>
       <w:r>
         <w:rPr>
@@ -5387,7 +6416,7 @@
           <w:sz w:val="18"/>
           <w:szCs w:val="18"/>
         </w:rPr>
-        <w:t xml:space="preserve">  (American ginseng (Panax quinquefolius))</w:t>
+        <w:t xml:space="preserve">  (Milk thistle)</w:t>
       </w:r>
     </w:p>
     <w:p>
@@ -5412,7 +6441,7 @@
           <w:sz w:val="22"/>
           <w:szCs w:val="22"/>
         </w:rPr>
-        <w:t xml:space="preserve">  Mizuno et al. (2008). Antifatigue effects of coenzyme Q10 during physical fatigue. Nutrition.</w:t>
+        <w:t xml:space="preserve">  Šalamon Š et al. (2019). Medical and Dietary Uses of N-Acetylcysteine. Antioxidants.</w:t>
       </w:r>
       <w:r>
         <w:rPr>
@@ -5423,7 +6452,7 @@
           <w:sz w:val="18"/>
           <w:szCs w:val="18"/>
         </w:rPr>
-        <w:t xml:space="preserve">  (Coenzyme Q10)</w:t>
+        <w:t xml:space="preserve">  (N-acetyl cysteine (NAC))</w:t>
       </w:r>
     </w:p>
     <w:p>
@@ -5448,7 +6477,7 @@
           <w:sz w:val="22"/>
           <w:szCs w:val="22"/>
         </w:rPr>
-        <w:t xml:space="preserve">  Paul &amp; Brady (2017). Comparative bioavailability and utilization of particular forms of B12 supplements with potential to mitigate B12-related genetic polymorphisms. Integrative Medicine.</w:t>
+        <w:t xml:space="preserve">  Serban MC et al. (2016). Effects of Quercetin on Blood Pressure: A Systematic Review and Meta-Analysis of Randomized Controlled Trials. Journal of the American Heart Association.</w:t>
       </w:r>
       <w:r>
         <w:rPr>
@@ -5459,7 +6488,7 @@
           <w:sz w:val="18"/>
           <w:szCs w:val="18"/>
         </w:rPr>
-        <w:t xml:space="preserve">  (Vitamin B12 (methylcobalamin))</w:t>
+        <w:t xml:space="preserve">  (Quercetin)</w:t>
       </w:r>
     </w:p>
     <w:p>
@@ -5484,7 +6513,7 @@
           <w:sz w:val="22"/>
           <w:szCs w:val="22"/>
         </w:rPr>
-        <w:t xml:space="preserve">  Xu et al. (2007). Plasma folate, vitamin B12, and one-carbon metabolism nutrients and risk of breast cancer in women. American Journal of Clinical Nutrition.</w:t>
+        <w:t xml:space="preserve">  Xu X et al. (2007). A functional polymorphism of COMT and plasma homocysteine, B-vitamins, and breast cancer risk. Cancer Epidemiology, Biomarkers &amp; Prevention.</w:t>
       </w:r>
       <w:r>
         <w:rPr>
@@ -5495,7 +6524,7 @@
           <w:sz w:val="18"/>
           <w:szCs w:val="18"/>
         </w:rPr>
-        <w:t xml:space="preserve">  (Folate (as calcium folinate))</w:t>
+        <w:t xml:space="preserve">  (Methylcobalamin (Vitamin B12))</w:t>
       </w:r>
     </w:p>
     <w:p>
@@ -5520,7 +6549,7 @@
           <w:sz w:val="22"/>
           <w:szCs w:val="22"/>
         </w:rPr>
-        <w:t xml:space="preserve">  Wu et al. (1999). Plasma pyridoxal 5'-phosphate is reduced in premenopausal women undergoing chemotherapy and influences one-carbon metabolism. Journal of Nutrition.</w:t>
+        <w:t xml:space="preserve">  Stover PJ (2004). Physiology of folate and vitamin B12 in health and disease. Nutrition Reviews.</w:t>
       </w:r>
       <w:r>
         <w:rPr>
@@ -5531,7 +6560,7 @@
           <w:sz w:val="18"/>
           <w:szCs w:val="18"/>
         </w:rPr>
-        <w:t xml:space="preserve">  (Vitamin B6 (P5P))</w:t>
+        <w:t xml:space="preserve">  (Calcium folinate (Folinic acid))</w:t>
       </w:r>
     </w:p>
     <w:p>
@@ -5556,7 +6585,7 @@
           <w:sz w:val="22"/>
           <w:szCs w:val="22"/>
         </w:rPr>
-        <w:t xml:space="preserve">  McNulty et al. (2017). Riboflavin, MTHFR genotype and blood pressure: A personalized approach to prevention and treatment of hypertension. Molecular Aspects of Medicine.</w:t>
+        <w:t xml:space="preserve">  Wu XY et al. (2013). Low plasma vitamin B-6 status is associated with increased risk of breast cancer: implications for one-carbon metabolism and estrogen methylation. American Journal of Clinical Nutrition.</w:t>
       </w:r>
       <w:r>
         <w:rPr>
@@ -5567,7 +6596,7 @@
           <w:sz w:val="18"/>
           <w:szCs w:val="18"/>
         </w:rPr>
-        <w:t xml:space="preserve">  (Riboflavin (B2))</w:t>
+        <w:t xml:space="preserve">  (Pyridoxal-5-phosphate (P5P / Vitamin B6))</w:t>
       </w:r>
     </w:p>
     <w:p>
@@ -5592,7 +6621,7 @@
           <w:sz w:val="22"/>
           <w:szCs w:val="22"/>
         </w:rPr>
-        <w:t xml:space="preserve">  Jaroenporn et al. (2008). Effects of pantothenic acid supplementation on adrenal steroid secretion from male rats. Biological &amp; Pharmaceutical Bulletin.</w:t>
+        <w:t xml:space="preserve">  Jaroenporn S et al. (2008). Effects of pantothenic acid supplementation on adrenal steroid secretion from male rats. Biological &amp; Pharmaceutical Bulletin.</w:t>
       </w:r>
       <w:r>
         <w:rPr>
@@ -5603,7 +6632,7 @@
           <w:sz w:val="18"/>
           <w:szCs w:val="18"/>
         </w:rPr>
-        <w:t xml:space="preserve">  (Pantothenic acid (B5))</w:t>
+        <w:t xml:space="preserve">  (Pantothenic acid (Vitamin B5))</w:t>
       </w:r>
     </w:p>
     <w:p>
@@ -5628,7 +6657,7 @@
           <w:sz w:val="22"/>
           <w:szCs w:val="22"/>
         </w:rPr>
-        <w:t xml:space="preserve">  Kennedy (2016). B vitamins and the brain: Mechanisms, dose and efficacy—a review. Nutrients.</w:t>
+        <w:t xml:space="preserve">  Abbasi B et al. (2012). The effect of magnesium supplementation on primary insomnia in elderly: A double-blind placebo-controlled clinical trial. Journal of Research in Medical Sciences.</w:t>
       </w:r>
       <w:r>
         <w:rPr>
@@ -5639,7 +6668,7 @@
           <w:sz w:val="18"/>
           <w:szCs w:val="18"/>
         </w:rPr>
-        <w:t xml:space="preserve">  (Nicotinamide (B3))</w:t>
+        <w:t xml:space="preserve">  (Magnesium glycinate)</w:t>
       </w:r>
     </w:p>
     <w:p>
@@ -5664,7 +6693,7 @@
           <w:sz w:val="22"/>
           <w:szCs w:val="22"/>
         </w:rPr>
-        <w:t xml:space="preserve">  Boyle et al. (2017). The effects of magnesium supplementation on subjective anxiety and stress—A systematic review. Nutrients.</w:t>
+        <w:t xml:space="preserve">  Prasad AS et al. (1996). Zinc status and serum testosterone levels of healthy adults. Nutrition.</w:t>
       </w:r>
       <w:r>
         <w:rPr>
@@ -5675,7 +6704,7 @@
           <w:sz w:val="18"/>
           <w:szCs w:val="18"/>
         </w:rPr>
-        <w:t xml:space="preserve">  (Magnesium glycinate)</w:t>
+        <w:t xml:space="preserve">  (Zinc citrate)</w:t>
       </w:r>
     </w:p>
     <w:p>
@@ -5700,7 +6729,7 @@
           <w:sz w:val="22"/>
           <w:szCs w:val="22"/>
         </w:rPr>
-        <w:t xml:space="preserve">  Prasad et al. (1996). Zinc status and serum testosterone levels of healthy adults. Nutrition.</w:t>
+        <w:t xml:space="preserve">  Rosenfeldt FL et al. (2007). Coenzyme Q10 in the treatment of hypertension: a meta-analysis of the clinical trials. Journal of Human Hypertension.</w:t>
       </w:r>
       <w:r>
         <w:rPr>
@@ -5711,7 +6740,7 @@
           <w:sz w:val="18"/>
           <w:szCs w:val="18"/>
         </w:rPr>
-        <w:t xml:space="preserve">  (Zinc citrate)</w:t>
+        <w:t xml:space="preserve">  (Coenzyme Q10)</w:t>
       </w:r>
     </w:p>
     <w:p>
@@ -5736,7 +6765,7 @@
           <w:sz w:val="22"/>
           <w:szCs w:val="22"/>
         </w:rPr>
-        <w:t xml:space="preserve">  Cavalieri &amp; Rogan (2016). Depurinating estrogen-DNA adducts, generators of cancer initiation: their minimization leads to cancer prevention. Clinical and Translational Medicine.</w:t>
+        <w:t xml:space="preserve">  Yin J et al. (2008). Efficacy of berberine in patients with type 2 diabetes mellitus. Metabolism.</w:t>
       </w:r>
       <w:r>
         <w:rPr>
@@ -5747,7 +6776,7 @@
           <w:sz w:val="18"/>
           <w:szCs w:val="18"/>
         </w:rPr>
-        <w:t xml:space="preserve">  (N-acetyl cysteine (NAC))</w:t>
+        <w:t xml:space="preserve">  (Berberine HCL)</w:t>
       </w:r>
     </w:p>
     <w:p>
@@ -5772,7 +6801,7 @@
           <w:sz w:val="22"/>
           <w:szCs w:val="22"/>
         </w:rPr>
-        <w:t xml:space="preserve">  Zhu &amp; Liehr (1994). Quercetin increases the severity of estradiol-induced tumorigenesis in hamster kidney. Toxicology and Applied Pharmacology.</w:t>
+        <w:t xml:space="preserve">  Peters EM et al. (2001). Vitamin C supplementation attenuates the increases in circulating cortisol, adrenaline and anti-inflammatory polypeptides following ultramarathon running. International Journal of Sports Medicine.</w:t>
       </w:r>
       <w:r>
         <w:rPr>
@@ -5783,79 +6812,7 @@
           <w:sz w:val="18"/>
           <w:szCs w:val="18"/>
         </w:rPr>
-        <w:t xml:space="preserve">  (Quercetin)</w:t>
-      </w:r>
-    </w:p>
-    <w:p>
-      <w:pPr>
-        <w:spacing w:after="120"/>
-      </w:pPr>
-      <w:r>
-        <w:rPr>
-          <w:rFonts w:ascii="Roboto" w:cs="Roboto" w:eastAsia="Roboto" w:hAnsi="Roboto"/>
-          <w:b/>
-          <w:bCs/>
-          <w:color w:val="C3AF88"/>
-          <w:sz w:val="22"/>
-          <w:szCs w:val="22"/>
-        </w:rPr>
-        <w:t xml:space="preserve">[19]</w:t>
-      </w:r>
-      <w:r>
-        <w:rPr>
-          <w:rFonts w:ascii="Roboto" w:cs="Roboto" w:eastAsia="Roboto" w:hAnsi="Roboto"/>
-          <w:color w:val="000000"/>
-          <w:sz w:val="22"/>
-          <w:szCs w:val="22"/>
-        </w:rPr>
-        <w:t xml:space="preserve">  Peters et al. (2001). Vitamin C supplementation attenuates the increases in circulating cortisol, adrenaline and anti-inflammatory polypeptides following ultramarathon running. International Journal of Sports Medicine.</w:t>
-      </w:r>
-      <w:r>
-        <w:rPr>
-          <w:rFonts w:ascii="Roboto" w:cs="Roboto" w:eastAsia="Roboto" w:hAnsi="Roboto"/>
-          <w:i/>
-          <w:iCs/>
-          <w:color w:val="000000"/>
-          <w:sz w:val="18"/>
-          <w:szCs w:val="18"/>
-        </w:rPr>
-        <w:t xml:space="preserve">  (Vitamin C (ascorbic acid))</w:t>
-      </w:r>
-    </w:p>
-    <w:p>
-      <w:pPr>
-        <w:spacing w:after="120"/>
-      </w:pPr>
-      <w:r>
-        <w:rPr>
-          <w:rFonts w:ascii="Roboto" w:cs="Roboto" w:eastAsia="Roboto" w:hAnsi="Roboto"/>
-          <w:b/>
-          <w:bCs/>
-          <w:color w:val="C3AF88"/>
-          <w:sz w:val="22"/>
-          <w:szCs w:val="22"/>
-        </w:rPr>
-        <w:t xml:space="preserve">[20]</w:t>
-      </w:r>
-      <w:r>
-        <w:rPr>
-          <w:rFonts w:ascii="Roboto" w:cs="Roboto" w:eastAsia="Roboto" w:hAnsi="Roboto"/>
-          <w:color w:val="000000"/>
-          <w:sz w:val="22"/>
-          <w:szCs w:val="22"/>
-        </w:rPr>
-        <w:t xml:space="preserve">  Pilz et al. (2011). Effect of vitamin D supplementation on testosterone levels in men. Hormone and Metabolic Research.</w:t>
-      </w:r>
-      <w:r>
-        <w:rPr>
-          <w:rFonts w:ascii="Roboto" w:cs="Roboto" w:eastAsia="Roboto" w:hAnsi="Roboto"/>
-          <w:i/>
-          <w:iCs/>
-          <w:color w:val="000000"/>
-          <w:sz w:val="18"/>
-          <w:szCs w:val="18"/>
-        </w:rPr>
-        <w:t xml:space="preserve">  (Vitamin D3 (cholecalciferol))</w:t>
+        <w:t xml:space="preserve">  (Vitamin C (Ascorbic acid))</w:t>
       </w:r>
     </w:p>
     <w:p>
@@ -5892,7 +6849,7 @@
           <w:sz w:val="18"/>
           <w:szCs w:val="18"/>
         </w:rPr>
-        <w:t xml:space="preserve">Submission: SUB-2026-004  •  Generated: 31 May 2026, 8:58 am</w:t>
+        <w:t xml:space="preserve">Submission: SUB-2026-004  •  Generated: 31 May 2026, 11:11 am</w:t>
       </w:r>
     </w:p>
     <w:p>
@@ -5908,7 +6865,7 @@
           <w:sz w:val="18"/>
           <w:szCs w:val="18"/>
         </w:rPr>
-        <w:t xml:space="preserve">Audit Reference: 8DF4-6DB0-C571</w:t>
+        <w:t xml:space="preserve">Audit Reference: 5965-E670-C712</w:t>
       </w:r>
     </w:p>
     <w:sectPr>
